--- a/app/templates/laureles/ROJO.docx
+++ b/app/templates/laureles/ROJO.docx
@@ -154,6 +154,7 @@
         </w:rPr>
         <w:t xml:space="preserve"> </w:t>
       </w:r>
+      <w:bookmarkStart w:id="0" w:name="_Hlk224330719"/>
       <w:r>
         <w:rPr>
           <w:rFonts w:ascii="Arial" w:hAnsi="Arial" w:cs="Arial"/>
@@ -172,7 +173,7 @@
           <w:szCs w:val="18"/>
           <w:lang w:val="es-ES_tradnl"/>
         </w:rPr>
-        <w:t xml:space="preserve">, QUIEN ME MANIFESTO SER DE NACIONALIDAD PERUANA, IDENTIFICADO CON DOCUMENTO NACIONAL DE IDENTIDAD NUMERO 45234161, DE ESTADO CIVIL SOLTERO, DE PROFESION U OCUPACION: EMPRESARIO, CON DOMICILIO EN LA AV. 12 DE NOVIEMBRE 1596, DISTRITO DE FLORENCIA DE MORA, PROVINCIA DE TRUJILLO, DEPARTAMENTO DE LA LIBERTAD, </w:t>
+        <w:t xml:space="preserve">, QUIEN ME MANIFESTO SER DE NACIONALIDAD PERUANA, IDENTIFICADO CON DOCUMENTO NACIONAL DE IDENTIDAD NUMERO 45234161, DE ESTADO CIVIL SOLTERO, DE PROFESION U OCUPACION: EMPRESARIO, CON DOMICILIO EN LA PARCELA A1, CON U.C. 0775, LA MERCED III, DEL DISTRITO DE LAREDO, PROVINCIA DE TRUJILLO, DEPARTAMENTO DE LA LIBERTAD, </w:t>
       </w:r>
       <w:r>
         <w:rPr>
@@ -181,7 +182,17 @@
           <w:szCs w:val="18"/>
           <w:lang w:val="es-PE"/>
         </w:rPr>
-        <w:t xml:space="preserve">QUIEN INTERVIENE EN CALIDAD DE GERENTE GENERAL DE LA EMPRESA DENOMINADA </w:t>
+        <w:t>QUIEN INTERVIENE EN CALIDAD DE GERENTE GENERAL DE LA EMPRESA DENOMINADA</w:t>
+      </w:r>
+      <w:bookmarkEnd w:id="0"/>
+      <w:r>
+        <w:rPr>
+          <w:rFonts w:ascii="Arial" w:hAnsi="Arial" w:cs="Arial"/>
+          <w:sz w:val="18"/>
+          <w:szCs w:val="18"/>
+          <w:lang w:val="es-PE"/>
+        </w:rPr>
+        <w:t xml:space="preserve"> </w:t>
       </w:r>
       <w:r>
         <w:rPr>
@@ -386,7 +397,16 @@
           <w:sz w:val="18"/>
           <w:szCs w:val="18"/>
         </w:rPr>
-        <w:t xml:space="preserve">, QUIEN ME MANIFESTO SER DE NACIONALIDAD: PERUANA; </w:t>
+        <w:t xml:space="preserve">, QUIEN ME MANIFESTO SER DE NACIONALIDAD: PERUANA; «IDENT» CON DOCUMENTO NACIONAL DE IDENTIDAD NUMERO: </w:t>
+      </w:r>
+      <w:r>
+        <w:rPr>
+          <w:rFonts w:ascii="Arial" w:hAnsi="Arial" w:cs="Arial"/>
+          <w:sz w:val="18"/>
+          <w:szCs w:val="18"/>
+          <w:lang w:val="es-ES_tradnl"/>
+        </w:rPr>
+        <w:t>«DNI»</w:t>
       </w:r>
       <w:r>
         <w:rPr>
@@ -396,7 +416,18 @@
           <w:sz w:val="18"/>
           <w:szCs w:val="18"/>
         </w:rPr>
-        <w:t>«_IDENT»</w:t>
+        <w:t xml:space="preserve">; DE ESTADO CIVIL: «ESTADO_CIVIL»; DE PROFESION U OCUPACION: «OCUPACION»; CON DOMICILIO EN «DIRECCION» Y </w:t>
+      </w:r>
+      <w:r>
+        <w:rPr>
+          <w:rFonts w:ascii="Arial" w:hAnsi="Arial" w:cs="Arial"/>
+          <w:b/>
+          <w:bCs/>
+          <w:sz w:val="18"/>
+          <w:szCs w:val="18"/>
+          <w:lang w:val="es-ES_tradnl"/>
+        </w:rPr>
+        <w:t>«COPROP»</w:t>
       </w:r>
       <w:r>
         <w:rPr>
@@ -406,7 +437,7 @@
           <w:sz w:val="18"/>
           <w:szCs w:val="18"/>
         </w:rPr>
-        <w:t xml:space="preserve"> CON DOCUMENTO NACIONAL DE IDENTIDAD NUMERO: </w:t>
+        <w:t xml:space="preserve">, QUIEN ME MANIFESTO SER DE NACIONALIDAD: PERUANA; «IDENT2» CON DOCUMENTO NACIONAL DE IDENTIDAD NUMERO: </w:t>
       </w:r>
       <w:r>
         <w:rPr>
@@ -415,7 +446,7 @@
           <w:szCs w:val="18"/>
           <w:lang w:val="es-ES_tradnl"/>
         </w:rPr>
-        <w:t>«_DNI»</w:t>
+        <w:t>«DNI2»</w:t>
       </w:r>
       <w:r>
         <w:rPr>
@@ -425,157 +456,66 @@
           <w:sz w:val="18"/>
           <w:szCs w:val="18"/>
         </w:rPr>
-        <w:t xml:space="preserve">; DE ESTADO CIVIL: </w:t>
-      </w:r>
-      <w:r>
-        <w:rPr>
-          <w:rFonts w:ascii="Arial" w:hAnsi="Arial" w:cs="Arial"/>
-          <w:bCs/>
-          <w:color w:val="000000"/>
-          <w:sz w:val="18"/>
-          <w:szCs w:val="18"/>
-        </w:rPr>
-        <w:t>«_ESTADO_CIVIL»</w:t>
-      </w:r>
-      <w:r>
-        <w:rPr>
-          <w:rFonts w:ascii="Arial" w:hAnsi="Arial" w:cs="Arial"/>
-          <w:bCs/>
-          <w:color w:val="000000"/>
-          <w:sz w:val="18"/>
-          <w:szCs w:val="18"/>
-        </w:rPr>
-        <w:t xml:space="preserve">; DE PROFESION U OCUPACION: </w:t>
-      </w:r>
-      <w:r>
-        <w:rPr>
-          <w:rFonts w:ascii="Arial" w:hAnsi="Arial" w:cs="Arial"/>
-          <w:bCs/>
-          <w:color w:val="000000"/>
-          <w:sz w:val="18"/>
-          <w:szCs w:val="18"/>
-        </w:rPr>
-        <w:t>«OCUPACION1»</w:t>
-      </w:r>
-      <w:r>
-        <w:rPr>
-          <w:rFonts w:ascii="Arial" w:hAnsi="Arial" w:cs="Arial"/>
-          <w:bCs/>
-          <w:color w:val="000000"/>
-          <w:sz w:val="18"/>
-          <w:szCs w:val="18"/>
-        </w:rPr>
-        <w:t xml:space="preserve">; CON DOMICILIO EN </w:t>
-      </w:r>
-      <w:r>
-        <w:rPr>
-          <w:rFonts w:ascii="Arial" w:hAnsi="Arial" w:cs="Arial"/>
-          <w:bCs/>
-          <w:color w:val="000000"/>
-          <w:sz w:val="18"/>
-          <w:szCs w:val="18"/>
-        </w:rPr>
-        <w:t>«DIRECCION1»</w:t>
-      </w:r>
-      <w:r>
-        <w:rPr>
-          <w:rFonts w:ascii="Arial" w:hAnsi="Arial" w:cs="Arial"/>
-          <w:bCs/>
-          <w:color w:val="000000"/>
-          <w:sz w:val="18"/>
-          <w:szCs w:val="18"/>
-        </w:rPr>
-        <w:t xml:space="preserve"> Y </w:t>
-      </w:r>
-      <w:r>
-        <w:rPr>
-          <w:rFonts w:ascii="Arial" w:hAnsi="Arial" w:cs="Arial"/>
-          <w:b/>
-          <w:bCs/>
-          <w:sz w:val="18"/>
-          <w:szCs w:val="18"/>
-          <w:lang w:val="es-ES_tradnl"/>
-        </w:rPr>
-        <w:t>«COPROPIETARIO»</w:t>
-      </w:r>
-      <w:r>
-        <w:rPr>
-          <w:rFonts w:ascii="Arial" w:hAnsi="Arial" w:cs="Arial"/>
-          <w:bCs/>
-          <w:color w:val="000000"/>
-          <w:sz w:val="18"/>
-          <w:szCs w:val="18"/>
-        </w:rPr>
-        <w:t xml:space="preserve">, QUIEN ME MANIFESTO SER DE NACIONALIDAD: PERUANA; «_IDENT_2» CON DOCUMENTO NACIONAL DE IDENTIDAD NUMERO: </w:t>
-      </w:r>
-      <w:r>
-        <w:rPr>
-          <w:rFonts w:ascii="Arial" w:hAnsi="Arial" w:cs="Arial"/>
-          <w:sz w:val="18"/>
-          <w:szCs w:val="18"/>
-          <w:lang w:val="es-ES_tradnl"/>
-        </w:rPr>
-        <w:t>«_DNI2»</w:t>
-      </w:r>
-      <w:r>
-        <w:rPr>
-          <w:rFonts w:ascii="Arial" w:hAnsi="Arial" w:cs="Arial"/>
-          <w:bCs/>
-          <w:color w:val="000000"/>
-          <w:sz w:val="18"/>
-          <w:szCs w:val="18"/>
-        </w:rPr>
-        <w:t>; DE ESTADO CIVIL: «_ESTADO_CIVIL_2»; DE PROFESION U OCUPACION: «OCUPACION2»; CON DOMICILIO EN «DIRECCION2»</w:t>
-      </w:r>
-      <w:r>
-        <w:rPr>
-          <w:rFonts w:ascii="Arial" w:hAnsi="Arial" w:cs="Arial"/>
-          <w:sz w:val="18"/>
-          <w:szCs w:val="18"/>
-        </w:rPr>
-        <w:t>; A QUIEN</w:t>
-      </w:r>
-      <w:r>
-        <w:rPr>
-          <w:rFonts w:ascii="Arial" w:hAnsi="Arial" w:cs="Arial"/>
-          <w:sz w:val="18"/>
-          <w:szCs w:val="18"/>
-        </w:rPr>
-        <w:t>ES</w:t>
-      </w:r>
-      <w:r>
-        <w:rPr>
-          <w:rFonts w:ascii="Arial" w:hAnsi="Arial" w:cs="Arial"/>
-          <w:sz w:val="18"/>
-          <w:szCs w:val="18"/>
-        </w:rPr>
-        <w:t xml:space="preserve"> EN ADELANTE SE LES DENOMINARA </w:t>
-      </w:r>
-      <w:r>
-        <w:rPr>
-          <w:rFonts w:ascii="Arial" w:hAnsi="Arial" w:cs="Arial"/>
-          <w:b/>
-          <w:bCs/>
-          <w:sz w:val="18"/>
-          <w:szCs w:val="18"/>
-        </w:rPr>
-        <w:t>LOS COMPRADORES</w:t>
-      </w:r>
-      <w:r>
-        <w:rPr>
-          <w:rFonts w:ascii="Arial" w:hAnsi="Arial" w:cs="Arial"/>
-          <w:sz w:val="18"/>
-          <w:szCs w:val="18"/>
-        </w:rPr>
-        <w:t>;</w:t>
-      </w:r>
-      <w:r>
-        <w:rPr>
-          <w:rFonts w:ascii="Arial" w:hAnsi="Arial" w:cs="Arial"/>
-          <w:sz w:val="18"/>
-          <w:szCs w:val="18"/>
-        </w:rPr>
-        <w:t xml:space="preserve"> EN LOS TÉRMINOS Y CONDICIONES SIGUIENTES: </w:t>
+        <w:t>; DE ESTADO CIVIL: «ESTADO_CIVIL2»; DE PROFESION U OCUPACION: «OCUPACION2»; CON DOMICILIO EN «DIRECCION2»</w:t>
+      </w:r>
+      <w:r>
+        <w:rPr>
+          <w:rFonts w:ascii="Arial" w:hAnsi="Arial" w:cs="Arial"/>
+          <w:sz w:val="18"/>
+          <w:szCs w:val="18"/>
+        </w:rPr>
+        <w:t xml:space="preserve">; A QUIENES EN ADELANTE SE LES DENOMINARA </w:t>
+      </w:r>
+      <w:r>
+        <w:rPr>
+          <w:rFonts w:ascii="Arial" w:hAnsi="Arial" w:cs="Arial"/>
+          <w:b/>
+          <w:bCs/>
+          <w:sz w:val="18"/>
+          <w:szCs w:val="18"/>
+        </w:rPr>
+        <w:t>«COMPRADOR»</w:t>
+      </w:r>
+      <w:r>
+        <w:rPr>
+          <w:rFonts w:ascii="Arial" w:hAnsi="Arial" w:cs="Arial"/>
+          <w:sz w:val="18"/>
+          <w:szCs w:val="18"/>
+        </w:rPr>
+        <w:t>; EN LOS TÉRMINOS Y CONDICIONES SIGUIENTES:</w:t>
+      </w:r>
+    </w:p>
+    <w:p>
+      <w:pPr>
+        <w:spacing w:line="324" w:lineRule="auto"/>
+        <w:jc w:val="both"/>
+        <w:rPr>
+          <w:rFonts w:ascii="Arial" w:hAnsi="Arial" w:cs="Arial"/>
+          <w:sz w:val="18"/>
+          <w:szCs w:val="18"/>
+        </w:rPr>
+      </w:pPr>
+      <w:proofErr w:type="gramStart"/>
+      <w:r>
+        <w:rPr>
+          <w:rFonts w:ascii="Arial" w:hAnsi="Arial" w:cs="Arial"/>
+          <w:b/>
+          <w:sz w:val="18"/>
+          <w:szCs w:val="18"/>
+          <w:u w:val="single"/>
+        </w:rPr>
+        <w:t>PRIMERA.-</w:t>
+      </w:r>
+      <w:proofErr w:type="gramEnd"/>
+      <w:r>
+        <w:rPr>
+          <w:rFonts w:ascii="Arial" w:hAnsi="Arial" w:cs="Arial"/>
+          <w:b/>
+          <w:sz w:val="18"/>
+          <w:szCs w:val="18"/>
+          <w:u w:val="single"/>
+        </w:rPr>
+        <w:t xml:space="preserve"> ANTECEDENTES </w:t>
       </w:r>
     </w:p>
     <w:p>
@@ -589,27 +529,183 @@
           <w:szCs w:val="18"/>
         </w:rPr>
       </w:pPr>
-      <w:proofErr w:type="gramStart"/>
-      <w:r>
-        <w:rPr>
-          <w:rFonts w:ascii="Arial" w:hAnsi="Arial" w:cs="Arial"/>
-          <w:b/>
-          <w:sz w:val="18"/>
-          <w:szCs w:val="18"/>
-          <w:u w:val="single"/>
-        </w:rPr>
-        <w:t>PRIMERA.-</w:t>
-      </w:r>
-      <w:proofErr w:type="gramEnd"/>
-      <w:r>
-        <w:rPr>
-          <w:rFonts w:ascii="Arial" w:hAnsi="Arial" w:cs="Arial"/>
-          <w:b/>
-          <w:sz w:val="18"/>
-          <w:szCs w:val="18"/>
-          <w:u w:val="single"/>
-        </w:rPr>
-        <w:t xml:space="preserve"> ANTECEDENTES </w:t>
+      <w:r>
+        <w:rPr>
+          <w:rFonts w:ascii="Arial" w:hAnsi="Arial" w:cs="Arial"/>
+          <w:b/>
+          <w:sz w:val="18"/>
+          <w:szCs w:val="18"/>
+        </w:rPr>
+        <w:t>EL VENDEDOR</w:t>
+      </w:r>
+      <w:r>
+        <w:rPr>
+          <w:rFonts w:ascii="Arial" w:hAnsi="Arial" w:cs="Arial"/>
+          <w:sz w:val="18"/>
+          <w:szCs w:val="18"/>
+        </w:rPr>
+        <w:t xml:space="preserve"> ES PROPIETARIO DEL</w:t>
+      </w:r>
+      <w:r>
+        <w:rPr>
+          <w:rFonts w:ascii="Arial" w:eastAsia="Calibri" w:hAnsi="Arial" w:cs="Arial"/>
+          <w:sz w:val="18"/>
+          <w:szCs w:val="18"/>
+          <w:lang w:val="es-PE" w:eastAsia="en-US"/>
+        </w:rPr>
+        <w:t xml:space="preserve"> </w:t>
+      </w:r>
+      <w:r>
+        <w:rPr>
+          <w:rFonts w:ascii="Arial" w:hAnsi="Arial" w:cs="Arial"/>
+          <w:b/>
+          <w:bCs/>
+          <w:caps/>
+          <w:sz w:val="18"/>
+          <w:szCs w:val="18"/>
+        </w:rPr>
+        <w:t>PREDIO RURAL DENOMINADO BLOCK “C”, LOTE VD.144-III, DEL DISTRITO DE HUANCHACO, PROVINCIA DE TRUJILLO</w:t>
+      </w:r>
+      <w:r>
+        <w:rPr>
+          <w:rFonts w:ascii="Arial" w:hAnsi="Arial" w:cs="Arial"/>
+          <w:b/>
+          <w:sz w:val="18"/>
+          <w:szCs w:val="18"/>
+        </w:rPr>
+        <w:t>, DEPARTAMENTO DE LA LIBERTAD,</w:t>
+      </w:r>
+      <w:r>
+        <w:rPr>
+          <w:rFonts w:ascii="Arial" w:hAnsi="Arial" w:cs="Arial"/>
+          <w:sz w:val="18"/>
+          <w:szCs w:val="18"/>
+        </w:rPr>
+        <w:t xml:space="preserve"> CON UN AREA DE 2.00 HA (DOS HECTAREAS) CUYO DERECHO DE PROPIEDAD, LINDEROS, MEDIDAS PERIMETRICAS SE ENCUENTRAN INSCRITOS EN LA </w:t>
+      </w:r>
+      <w:r>
+        <w:rPr>
+          <w:rFonts w:ascii="Arial" w:hAnsi="Arial" w:cs="Arial"/>
+          <w:b/>
+          <w:sz w:val="18"/>
+          <w:szCs w:val="18"/>
+        </w:rPr>
+        <w:t xml:space="preserve">PARTIDA ELECTRONICA </w:t>
+      </w:r>
+      <w:proofErr w:type="spellStart"/>
+      <w:r>
+        <w:rPr>
+          <w:rFonts w:ascii="Arial" w:hAnsi="Arial" w:cs="Arial"/>
+          <w:b/>
+          <w:sz w:val="18"/>
+          <w:szCs w:val="18"/>
+        </w:rPr>
+        <w:t>Nº</w:t>
+      </w:r>
+      <w:proofErr w:type="spellEnd"/>
+      <w:r>
+        <w:rPr>
+          <w:rFonts w:ascii="Arial" w:hAnsi="Arial" w:cs="Arial"/>
+          <w:b/>
+          <w:sz w:val="18"/>
+          <w:szCs w:val="18"/>
+        </w:rPr>
+        <w:t xml:space="preserve"> 11095526</w:t>
+      </w:r>
+      <w:r>
+        <w:rPr>
+          <w:rFonts w:ascii="Arial" w:hAnsi="Arial" w:cs="Arial"/>
+          <w:sz w:val="18"/>
+          <w:szCs w:val="18"/>
+        </w:rPr>
+        <w:t>,</w:t>
+      </w:r>
+      <w:r>
+        <w:rPr>
+          <w:rFonts w:ascii="Arial" w:hAnsi="Arial" w:cs="Arial"/>
+          <w:b/>
+          <w:sz w:val="18"/>
+          <w:szCs w:val="18"/>
+        </w:rPr>
+        <w:t xml:space="preserve"> </w:t>
+      </w:r>
+      <w:r>
+        <w:rPr>
+          <w:rFonts w:ascii="Arial" w:hAnsi="Arial" w:cs="Arial"/>
+          <w:sz w:val="18"/>
+          <w:szCs w:val="18"/>
+        </w:rPr>
+        <w:t xml:space="preserve">DEL REGISTRO DE PREDIOS DE LA ZONA REGISTRAL </w:t>
+      </w:r>
+      <w:proofErr w:type="spellStart"/>
+      <w:r>
+        <w:rPr>
+          <w:rFonts w:ascii="Arial" w:hAnsi="Arial" w:cs="Arial"/>
+          <w:sz w:val="18"/>
+          <w:szCs w:val="18"/>
+        </w:rPr>
+        <w:t>Nº</w:t>
+      </w:r>
+      <w:proofErr w:type="spellEnd"/>
+      <w:r>
+        <w:rPr>
+          <w:rFonts w:ascii="Arial" w:hAnsi="Arial" w:cs="Arial"/>
+          <w:sz w:val="18"/>
+          <w:szCs w:val="18"/>
+        </w:rPr>
+        <w:t xml:space="preserve"> V – SEDE TRUJILLO, OFICINA REGISTRAL DE TRUJILLO</w:t>
+      </w:r>
+      <w:r>
+        <w:rPr>
+          <w:rFonts w:ascii="Arial" w:hAnsi="Arial" w:cs="Arial"/>
+          <w:bCs/>
+          <w:caps/>
+          <w:sz w:val="18"/>
+          <w:szCs w:val="18"/>
+        </w:rPr>
+        <w:t>;</w:t>
+      </w:r>
+      <w:r>
+        <w:rPr>
+          <w:rFonts w:ascii="Arial" w:hAnsi="Arial" w:cs="Arial"/>
+          <w:sz w:val="18"/>
+          <w:szCs w:val="18"/>
+        </w:rPr>
+        <w:t xml:space="preserve"> </w:t>
+      </w:r>
+      <w:r>
+        <w:rPr>
+          <w:rFonts w:ascii="Arial" w:hAnsi="Arial" w:cs="Arial"/>
+          <w:sz w:val="18"/>
+          <w:szCs w:val="18"/>
+        </w:rPr>
+        <w:t xml:space="preserve">AL QUE EN ADELANTE SE LE DENOMINARA EL </w:t>
+      </w:r>
+      <w:r>
+        <w:rPr>
+          <w:rFonts w:ascii="Arial" w:hAnsi="Arial" w:cs="Arial"/>
+          <w:b/>
+          <w:bCs/>
+          <w:sz w:val="18"/>
+          <w:szCs w:val="18"/>
+        </w:rPr>
+        <w:t>PREDIO MATRIZ</w:t>
+      </w:r>
+      <w:r>
+        <w:rPr>
+          <w:rFonts w:ascii="Arial" w:hAnsi="Arial" w:cs="Arial"/>
+          <w:sz w:val="18"/>
+          <w:szCs w:val="18"/>
+        </w:rPr>
+        <w:t>.</w:t>
+      </w:r>
+      <w:r>
+        <w:rPr>
+          <w:rFonts w:ascii="Arial" w:hAnsi="Arial" w:cs="Arial"/>
+          <w:sz w:val="18"/>
+          <w:szCs w:val="18"/>
+        </w:rPr>
+        <w:t xml:space="preserve"> </w:t>
       </w:r>
     </w:p>
     <w:p>
@@ -626,180 +722,126 @@
       <w:r>
         <w:rPr>
           <w:rFonts w:ascii="Arial" w:hAnsi="Arial" w:cs="Arial"/>
-          <w:b/>
-          <w:sz w:val="18"/>
-          <w:szCs w:val="18"/>
-        </w:rPr>
-        <w:t>EL VENDEDOR</w:t>
-      </w:r>
-      <w:r>
-        <w:rPr>
-          <w:rFonts w:ascii="Arial" w:hAnsi="Arial" w:cs="Arial"/>
-          <w:sz w:val="18"/>
-          <w:szCs w:val="18"/>
-        </w:rPr>
-        <w:t xml:space="preserve"> ES PROPIETARIO DEL</w:t>
-      </w:r>
-      <w:r>
-        <w:rPr>
-          <w:rFonts w:ascii="Arial" w:eastAsia="Calibri" w:hAnsi="Arial" w:cs="Arial"/>
-          <w:sz w:val="18"/>
-          <w:szCs w:val="18"/>
-          <w:lang w:val="es-PE" w:eastAsia="en-US"/>
-        </w:rPr>
-        <w:t xml:space="preserve"> </w:t>
-      </w:r>
-      <w:r>
-        <w:rPr>
-          <w:rFonts w:ascii="Arial" w:hAnsi="Arial" w:cs="Arial"/>
-          <w:b/>
-          <w:bCs/>
-          <w:caps/>
-          <w:sz w:val="18"/>
-          <w:szCs w:val="18"/>
-        </w:rPr>
-        <w:t>PREDIO RURAL DENOMINADO BLOCK “C”, LOTE VD.144-III, DEL DISTRITO DE HUANCHACO, PROVINCIA DE TRUJILLO</w:t>
-      </w:r>
-      <w:r>
-        <w:rPr>
-          <w:rFonts w:ascii="Arial" w:hAnsi="Arial" w:cs="Arial"/>
-          <w:b/>
-          <w:sz w:val="18"/>
-          <w:szCs w:val="18"/>
-        </w:rPr>
-        <w:t>, DEPARTAMENTO DE LA LIBERTAD,</w:t>
-      </w:r>
-      <w:r>
-        <w:rPr>
-          <w:rFonts w:ascii="Arial" w:hAnsi="Arial" w:cs="Arial"/>
-          <w:sz w:val="18"/>
-          <w:szCs w:val="18"/>
-        </w:rPr>
-        <w:t xml:space="preserve"> CON UN AREA DE 2.00 HA (DOS HECTAREAS) CUYO DERECHO DE PROPIEDAD, LINDEROS, MEDIDAS PERIMETRICAS SE ENCUENTRAN INSCRITOS EN LA </w:t>
-      </w:r>
-      <w:r>
-        <w:rPr>
-          <w:rFonts w:ascii="Arial" w:hAnsi="Arial" w:cs="Arial"/>
-          <w:b/>
-          <w:sz w:val="18"/>
-          <w:szCs w:val="18"/>
-        </w:rPr>
-        <w:t xml:space="preserve">PARTIDA ELECTRONICA </w:t>
-      </w:r>
-      <w:proofErr w:type="spellStart"/>
-      <w:r>
-        <w:rPr>
-          <w:rFonts w:ascii="Arial" w:hAnsi="Arial" w:cs="Arial"/>
-          <w:b/>
-          <w:sz w:val="18"/>
-          <w:szCs w:val="18"/>
-        </w:rPr>
-        <w:t>Nº</w:t>
-      </w:r>
-      <w:proofErr w:type="spellEnd"/>
-      <w:r>
-        <w:rPr>
-          <w:rFonts w:ascii="Arial" w:hAnsi="Arial" w:cs="Arial"/>
-          <w:b/>
-          <w:sz w:val="18"/>
-          <w:szCs w:val="18"/>
-        </w:rPr>
-        <w:t xml:space="preserve"> 11095526</w:t>
-      </w:r>
-      <w:r>
-        <w:rPr>
-          <w:rFonts w:ascii="Arial" w:hAnsi="Arial" w:cs="Arial"/>
-          <w:sz w:val="18"/>
-          <w:szCs w:val="18"/>
-        </w:rPr>
-        <w:t>,</w:t>
-      </w:r>
-      <w:r>
-        <w:rPr>
-          <w:rFonts w:ascii="Arial" w:hAnsi="Arial" w:cs="Arial"/>
-          <w:b/>
-          <w:sz w:val="18"/>
-          <w:szCs w:val="18"/>
-        </w:rPr>
-        <w:t xml:space="preserve"> </w:t>
-      </w:r>
-      <w:r>
-        <w:rPr>
-          <w:rFonts w:ascii="Arial" w:hAnsi="Arial" w:cs="Arial"/>
-          <w:sz w:val="18"/>
-          <w:szCs w:val="18"/>
-        </w:rPr>
-        <w:t xml:space="preserve">DEL REGISTRO DE PREDIOS DE LA ZONA REGISTRAL </w:t>
-      </w:r>
-      <w:proofErr w:type="spellStart"/>
-      <w:r>
-        <w:rPr>
-          <w:rFonts w:ascii="Arial" w:hAnsi="Arial" w:cs="Arial"/>
-          <w:sz w:val="18"/>
-          <w:szCs w:val="18"/>
-        </w:rPr>
-        <w:t>Nº</w:t>
-      </w:r>
-      <w:proofErr w:type="spellEnd"/>
-      <w:r>
-        <w:rPr>
-          <w:rFonts w:ascii="Arial" w:hAnsi="Arial" w:cs="Arial"/>
-          <w:sz w:val="18"/>
-          <w:szCs w:val="18"/>
-        </w:rPr>
-        <w:t xml:space="preserve"> V – SEDE TRUJILLO, OFICINA REGISTRAL DE TRUJILLO</w:t>
-      </w:r>
-      <w:r>
-        <w:rPr>
-          <w:rFonts w:ascii="Arial" w:hAnsi="Arial" w:cs="Arial"/>
-          <w:bCs/>
-          <w:caps/>
-          <w:sz w:val="18"/>
-          <w:szCs w:val="18"/>
-        </w:rPr>
-        <w:t>;</w:t>
-      </w:r>
-      <w:r>
-        <w:rPr>
-          <w:rFonts w:ascii="Arial" w:hAnsi="Arial" w:cs="Arial"/>
-          <w:sz w:val="18"/>
-          <w:szCs w:val="18"/>
-        </w:rPr>
-        <w:t xml:space="preserve"> </w:t>
-      </w:r>
-      <w:r>
-        <w:rPr>
-          <w:rFonts w:ascii="Arial" w:hAnsi="Arial" w:cs="Arial"/>
-          <w:sz w:val="18"/>
-          <w:szCs w:val="18"/>
-        </w:rPr>
-        <w:t xml:space="preserve">AL QUE EN ADELANTE SE LE DENOMINARA EL </w:t>
-      </w:r>
-      <w:r>
-        <w:rPr>
-          <w:rFonts w:ascii="Arial" w:hAnsi="Arial" w:cs="Arial"/>
-          <w:b/>
-          <w:bCs/>
-          <w:sz w:val="18"/>
-          <w:szCs w:val="18"/>
-        </w:rPr>
-        <w:t>PREDIO MATRIZ</w:t>
-      </w:r>
-      <w:r>
-        <w:rPr>
-          <w:rFonts w:ascii="Arial" w:hAnsi="Arial" w:cs="Arial"/>
-          <w:sz w:val="18"/>
-          <w:szCs w:val="18"/>
-        </w:rPr>
-        <w:t>.</w:t>
-      </w:r>
-      <w:r>
-        <w:rPr>
-          <w:rFonts w:ascii="Arial" w:hAnsi="Arial" w:cs="Arial"/>
-          <w:sz w:val="18"/>
-          <w:szCs w:val="18"/>
-        </w:rPr>
-        <w:t xml:space="preserve"> </w:t>
+          <w:sz w:val="18"/>
+          <w:szCs w:val="18"/>
+        </w:rPr>
+        <w:t xml:space="preserve">SOBRE EL INMUEBLE ANTES MENCIONADO </w:t>
+      </w:r>
+      <w:r>
+        <w:rPr>
+          <w:rFonts w:ascii="Arial" w:hAnsi="Arial" w:cs="Arial"/>
+          <w:b/>
+          <w:bCs/>
+          <w:sz w:val="18"/>
+          <w:szCs w:val="18"/>
+        </w:rPr>
+        <w:t>LA VENDEDORA</w:t>
+      </w:r>
+      <w:r>
+        <w:rPr>
+          <w:rFonts w:ascii="Arial" w:hAnsi="Arial" w:cs="Arial"/>
+          <w:sz w:val="18"/>
+          <w:szCs w:val="18"/>
+        </w:rPr>
+        <w:t xml:space="preserve"> HA PLANIFICADO EJECUTAR UN PROYECTO INMOBILIARIO </w:t>
+      </w:r>
+      <w:r>
+        <w:rPr>
+          <w:rFonts w:ascii="Arial" w:hAnsi="Arial" w:cs="Arial"/>
+          <w:sz w:val="18"/>
+          <w:szCs w:val="18"/>
+        </w:rPr>
+        <w:t>DE LOTIZACION</w:t>
+      </w:r>
+      <w:r>
+        <w:rPr>
+          <w:rFonts w:ascii="Arial" w:hAnsi="Arial" w:cs="Arial"/>
+          <w:sz w:val="18"/>
+          <w:szCs w:val="18"/>
+        </w:rPr>
+        <w:t xml:space="preserve"> DENOMINADO </w:t>
+      </w:r>
+      <w:r>
+        <w:rPr>
+          <w:rFonts w:ascii="Arial" w:hAnsi="Arial" w:cs="Arial"/>
+          <w:b/>
+          <w:bCs/>
+          <w:sz w:val="18"/>
+          <w:szCs w:val="18"/>
+        </w:rPr>
+        <w:t>“</w:t>
+      </w:r>
+      <w:r>
+        <w:rPr>
+          <w:rFonts w:ascii="Arial" w:hAnsi="Arial" w:cs="Arial"/>
+          <w:b/>
+          <w:bCs/>
+          <w:sz w:val="18"/>
+          <w:szCs w:val="18"/>
+        </w:rPr>
+        <w:t>RESIDENCIAL LOS LAURELES DE CASTILLA</w:t>
+      </w:r>
+      <w:r>
+        <w:rPr>
+          <w:rFonts w:ascii="Arial" w:hAnsi="Arial" w:cs="Arial"/>
+          <w:b/>
+          <w:bCs/>
+          <w:sz w:val="18"/>
+          <w:szCs w:val="18"/>
+        </w:rPr>
+        <w:t>”</w:t>
+      </w:r>
+      <w:r>
+        <w:rPr>
+          <w:rFonts w:ascii="Arial" w:hAnsi="Arial" w:cs="Arial"/>
+          <w:sz w:val="18"/>
+          <w:szCs w:val="18"/>
+        </w:rPr>
+        <w:t xml:space="preserve">, </w:t>
+      </w:r>
+      <w:r>
+        <w:rPr>
+          <w:rFonts w:ascii="Arial" w:hAnsi="Arial" w:cs="Arial"/>
+          <w:sz w:val="18"/>
+          <w:szCs w:val="18"/>
+        </w:rPr>
+        <w:t xml:space="preserve">CUYAS CARACTERISTICAS ESTAN SEÑALADAS EN LA MEMORIA DESCRIPTIVA AL CUAL TIENE LIBRE ACCESO </w:t>
+      </w:r>
+      <w:r>
+        <w:rPr>
+          <w:rFonts w:ascii="Arial" w:hAnsi="Arial" w:cs="Arial"/>
+          <w:b/>
+          <w:bCs/>
+          <w:sz w:val="18"/>
+          <w:szCs w:val="18"/>
+        </w:rPr>
+        <w:t>«COMPRADOR»</w:t>
+      </w:r>
+      <w:r>
+        <w:rPr>
+          <w:rFonts w:ascii="Arial" w:hAnsi="Arial" w:cs="Arial"/>
+          <w:sz w:val="18"/>
+          <w:szCs w:val="18"/>
+        </w:rPr>
+        <w:t xml:space="preserve">; QUE ES MATERIA DE VENTA COMO BIEN FUTURO, Y QUE EN ADELANTE SERÁ DENOMINADO COMO </w:t>
+      </w:r>
+      <w:r>
+        <w:rPr>
+          <w:rFonts w:ascii="Arial" w:hAnsi="Arial" w:cs="Arial"/>
+          <w:b/>
+          <w:bCs/>
+          <w:sz w:val="18"/>
+          <w:szCs w:val="18"/>
+        </w:rPr>
+        <w:t>EL INMUEBLE</w:t>
+      </w:r>
+      <w:r>
+        <w:rPr>
+          <w:rFonts w:ascii="Arial" w:hAnsi="Arial" w:cs="Arial"/>
+          <w:sz w:val="18"/>
+          <w:szCs w:val="18"/>
+        </w:rPr>
+        <w:t xml:space="preserve">. </w:t>
       </w:r>
     </w:p>
     <w:p>
@@ -819,121 +861,7 @@
           <w:sz w:val="18"/>
           <w:szCs w:val="18"/>
         </w:rPr>
-        <w:t xml:space="preserve">SOBRE EL INMUEBLE ANTES MENCIONADO </w:t>
-      </w:r>
-      <w:r>
-        <w:rPr>
-          <w:rFonts w:ascii="Arial" w:hAnsi="Arial" w:cs="Arial"/>
-          <w:b/>
-          <w:bCs/>
-          <w:sz w:val="18"/>
-          <w:szCs w:val="18"/>
-        </w:rPr>
-        <w:t>LA VENDEDORA</w:t>
-      </w:r>
-      <w:r>
-        <w:rPr>
-          <w:rFonts w:ascii="Arial" w:hAnsi="Arial" w:cs="Arial"/>
-          <w:sz w:val="18"/>
-          <w:szCs w:val="18"/>
-        </w:rPr>
-        <w:t xml:space="preserve"> HA PLANIFICADO EJECUTAR UN PROYECTO INMOBILIARIO </w:t>
-      </w:r>
-      <w:r>
-        <w:rPr>
-          <w:rFonts w:ascii="Arial" w:hAnsi="Arial" w:cs="Arial"/>
-          <w:sz w:val="18"/>
-          <w:szCs w:val="18"/>
-        </w:rPr>
-        <w:t>DE LOTIZACION</w:t>
-      </w:r>
-      <w:r>
-        <w:rPr>
-          <w:rFonts w:ascii="Arial" w:hAnsi="Arial" w:cs="Arial"/>
-          <w:sz w:val="18"/>
-          <w:szCs w:val="18"/>
-        </w:rPr>
-        <w:t xml:space="preserve"> DENOMINADO </w:t>
-      </w:r>
-      <w:r>
-        <w:rPr>
-          <w:rFonts w:ascii="Arial" w:hAnsi="Arial" w:cs="Arial"/>
-          <w:b/>
-          <w:bCs/>
-          <w:sz w:val="18"/>
-          <w:szCs w:val="18"/>
-        </w:rPr>
-        <w:t>“</w:t>
-      </w:r>
-      <w:r>
-        <w:rPr>
-          <w:rFonts w:ascii="Arial" w:hAnsi="Arial" w:cs="Arial"/>
-          <w:b/>
-          <w:bCs/>
-          <w:sz w:val="18"/>
-          <w:szCs w:val="18"/>
-        </w:rPr>
-        <w:t>RESIDENCIAL LOS LAURELES DE CASTILLA</w:t>
-      </w:r>
-      <w:r>
-        <w:rPr>
-          <w:rFonts w:ascii="Arial" w:hAnsi="Arial" w:cs="Arial"/>
-          <w:b/>
-          <w:bCs/>
-          <w:sz w:val="18"/>
-          <w:szCs w:val="18"/>
-        </w:rPr>
-        <w:t>”</w:t>
-      </w:r>
-      <w:r>
-        <w:rPr>
-          <w:rFonts w:ascii="Arial" w:hAnsi="Arial" w:cs="Arial"/>
-          <w:sz w:val="18"/>
-          <w:szCs w:val="18"/>
-        </w:rPr>
-        <w:t xml:space="preserve">, </w:t>
-      </w:r>
-      <w:r>
-        <w:rPr>
-          <w:rFonts w:ascii="Arial" w:hAnsi="Arial" w:cs="Arial"/>
-          <w:sz w:val="18"/>
-          <w:szCs w:val="18"/>
-        </w:rPr>
-        <w:t>CUYAS</w:t>
-      </w:r>
-      <w:r>
-        <w:rPr>
-          <w:rFonts w:ascii="Arial" w:hAnsi="Arial" w:cs="Arial"/>
-          <w:sz w:val="18"/>
-          <w:szCs w:val="18"/>
-        </w:rPr>
-        <w:t xml:space="preserve"> CARACTERISTICAS ESTAN SEÑALADAS EN LA MEMORIA DESCRIPTIVA QUE OBRA ADJUNTA AL PRESENTE CONTRATO COMO ANEXO 01; QUE ES MATERIA DE VENTA COMO BIEN FUTURO, Y QUE EN ADELANTE SERÁ DENOMINADO COMO </w:t>
-      </w:r>
-      <w:r>
-        <w:rPr>
-          <w:rFonts w:ascii="Arial" w:hAnsi="Arial" w:cs="Arial"/>
-          <w:b/>
-          <w:bCs/>
-          <w:sz w:val="18"/>
-          <w:szCs w:val="18"/>
-        </w:rPr>
-        <w:t>EL INMUEBLE</w:t>
-      </w:r>
-      <w:r>
-        <w:rPr>
-          <w:rFonts w:ascii="Arial" w:hAnsi="Arial" w:cs="Arial"/>
-          <w:sz w:val="18"/>
-          <w:szCs w:val="18"/>
-        </w:rPr>
-        <w:t>.</w:t>
-      </w:r>
-      <w:r>
-        <w:rPr>
-          <w:rFonts w:ascii="Arial" w:hAnsi="Arial" w:cs="Arial"/>
-          <w:sz w:val="18"/>
-          <w:szCs w:val="18"/>
-        </w:rPr>
-        <w:t xml:space="preserve"> </w:t>
+        <w:t xml:space="preserve">AMBAS PARTES CELEBRAN ESTE CONTRATO DE COMPRAVENTA DE BIEN FUTURO, CONFORME A LO ESTABLECIDO POR EL ARTÍCULO 1534° DEL CÓDIGO CIVIL, RESPECTO DE EL INMUEBLE ANTES MENCIONADO, EL MISMO QUE SERA UN LOTE DEL PREDIO MATRIZ DESCRITO EN EL PRIMER PARRAFO DE LA PRESENTE CLAUSULA. </w:t>
       </w:r>
     </w:p>
     <w:p>
@@ -947,19 +875,27 @@
           <w:szCs w:val="18"/>
         </w:rPr>
       </w:pPr>
-      <w:r>
-        <w:rPr>
-          <w:rFonts w:ascii="Arial" w:hAnsi="Arial" w:cs="Arial"/>
-          <w:sz w:val="18"/>
-          <w:szCs w:val="18"/>
-        </w:rPr>
-        <w:t>AMBAS PARTES CELEBRAN ESTE CONTRATO DE COMPRAVENTA DE BIEN FUTURO, CONFORME A LO ESTABLECIDO POR EL ARTÍCULO 1534 DEL CÓDIGO CIVIL, RESPECTO DE EL INMUEBLE ANTES MENCIONADO, EL MISMO QUE SERA</w:t>
-      </w:r>
-      <w:r>
-        <w:rPr>
-          <w:rFonts w:ascii="Arial" w:hAnsi="Arial" w:cs="Arial"/>
-          <w:sz w:val="18"/>
-          <w:szCs w:val="18"/>
+      <w:proofErr w:type="gramStart"/>
+      <w:r>
+        <w:rPr>
+          <w:rFonts w:ascii="Arial" w:hAnsi="Arial" w:cs="Arial"/>
+          <w:b/>
+          <w:bCs/>
+          <w:sz w:val="18"/>
+          <w:szCs w:val="18"/>
+          <w:lang w:eastAsia="en-US"/>
+        </w:rPr>
+        <w:t>SEGUNDA.-</w:t>
+      </w:r>
+      <w:proofErr w:type="gramEnd"/>
+      <w:r>
+        <w:rPr>
+          <w:rFonts w:ascii="Arial" w:hAnsi="Arial" w:cs="Arial"/>
+          <w:b/>
+          <w:bCs/>
+          <w:sz w:val="18"/>
+          <w:szCs w:val="18"/>
+          <w:lang w:eastAsia="en-US"/>
         </w:rPr>
         <w:t xml:space="preserve"> </w:t>
       </w:r>
@@ -969,119 +905,7 @@
           <w:sz w:val="18"/>
           <w:szCs w:val="18"/>
         </w:rPr>
-        <w:t>UN LOTE</w:t>
-      </w:r>
-      <w:r>
-        <w:rPr>
-          <w:rFonts w:ascii="Arial" w:hAnsi="Arial" w:cs="Arial"/>
-          <w:sz w:val="18"/>
-          <w:szCs w:val="18"/>
-        </w:rPr>
-        <w:t xml:space="preserve"> </w:t>
-      </w:r>
-      <w:r>
-        <w:rPr>
-          <w:rFonts w:ascii="Arial" w:hAnsi="Arial" w:cs="Arial"/>
-          <w:sz w:val="18"/>
-          <w:szCs w:val="18"/>
-        </w:rPr>
-        <w:t>D</w:t>
-      </w:r>
-      <w:r>
-        <w:rPr>
-          <w:rFonts w:ascii="Arial" w:hAnsi="Arial" w:cs="Arial"/>
-          <w:sz w:val="18"/>
-          <w:szCs w:val="18"/>
-        </w:rPr>
-        <w:t>EL PREDIO MATRIZ</w:t>
-      </w:r>
-      <w:r>
-        <w:rPr>
-          <w:rFonts w:ascii="Arial" w:hAnsi="Arial" w:cs="Arial"/>
-          <w:sz w:val="18"/>
-          <w:szCs w:val="18"/>
-        </w:rPr>
-        <w:t xml:space="preserve"> </w:t>
-      </w:r>
-      <w:r>
-        <w:rPr>
-          <w:rFonts w:ascii="Arial" w:hAnsi="Arial" w:cs="Arial"/>
-          <w:sz w:val="18"/>
-          <w:szCs w:val="18"/>
-        </w:rPr>
-        <w:t>DESCRITO</w:t>
-      </w:r>
-      <w:r>
-        <w:rPr>
-          <w:rFonts w:ascii="Arial" w:hAnsi="Arial" w:cs="Arial"/>
-          <w:sz w:val="18"/>
-          <w:szCs w:val="18"/>
-        </w:rPr>
-        <w:t xml:space="preserve"> </w:t>
-      </w:r>
-      <w:r>
-        <w:rPr>
-          <w:rFonts w:ascii="Arial" w:hAnsi="Arial" w:cs="Arial"/>
-          <w:sz w:val="18"/>
-          <w:szCs w:val="18"/>
-        </w:rPr>
-        <w:t>EN</w:t>
-      </w:r>
-      <w:r>
-        <w:rPr>
-          <w:rFonts w:ascii="Arial" w:hAnsi="Arial" w:cs="Arial"/>
-          <w:sz w:val="18"/>
-          <w:szCs w:val="18"/>
-        </w:rPr>
-        <w:t xml:space="preserve"> </w:t>
-      </w:r>
-      <w:r>
-        <w:rPr>
-          <w:rFonts w:ascii="Arial" w:hAnsi="Arial" w:cs="Arial"/>
-          <w:sz w:val="18"/>
-          <w:szCs w:val="18"/>
-        </w:rPr>
-        <w:t>EL PRIMER</w:t>
-      </w:r>
-      <w:r>
-        <w:rPr>
-          <w:rFonts w:ascii="Arial" w:hAnsi="Arial" w:cs="Arial"/>
-          <w:sz w:val="18"/>
-          <w:szCs w:val="18"/>
-        </w:rPr>
-        <w:t xml:space="preserve"> </w:t>
-      </w:r>
-      <w:r>
-        <w:rPr>
-          <w:rFonts w:ascii="Arial" w:hAnsi="Arial" w:cs="Arial"/>
-          <w:sz w:val="18"/>
-          <w:szCs w:val="18"/>
-        </w:rPr>
-        <w:t>PARRAFO</w:t>
-      </w:r>
-      <w:r>
-        <w:rPr>
-          <w:rFonts w:ascii="Arial" w:hAnsi="Arial" w:cs="Arial"/>
-          <w:sz w:val="18"/>
-          <w:szCs w:val="18"/>
-        </w:rPr>
-        <w:t xml:space="preserve"> </w:t>
-      </w:r>
-      <w:r>
-        <w:rPr>
-          <w:rFonts w:ascii="Arial" w:hAnsi="Arial" w:cs="Arial"/>
-          <w:sz w:val="18"/>
-          <w:szCs w:val="18"/>
-        </w:rPr>
-        <w:t>DE LA PRESENTE CLAUSULA.</w:t>
-      </w:r>
-      <w:r>
-        <w:rPr>
-          <w:rFonts w:ascii="Arial" w:hAnsi="Arial" w:cs="Arial"/>
-          <w:sz w:val="18"/>
-          <w:szCs w:val="18"/>
-        </w:rPr>
-        <w:t xml:space="preserve"> </w:t>
+        <w:t xml:space="preserve">SOBRE LA CELEBRACIÓN DEL CONTRATO PREPARATORIO DE COMPRAVENTA DE BIEN FUTURO. </w:t>
       </w:r>
     </w:p>
     <w:p>
@@ -1090,46 +914,20 @@
         <w:spacing w:before="0" w:beforeAutospacing="0" w:after="0" w:afterAutospacing="0" w:line="324" w:lineRule="auto"/>
         <w:jc w:val="both"/>
         <w:rPr>
-          <w:rFonts w:ascii="Arial" w:hAnsi="Arial" w:cs="Arial"/>
-          <w:sz w:val="18"/>
-          <w:szCs w:val="18"/>
-        </w:rPr>
-      </w:pPr>
-      <w:proofErr w:type="gramStart"/>
-      <w:r>
-        <w:rPr>
-          <w:rFonts w:ascii="Arial" w:hAnsi="Arial" w:cs="Arial"/>
-          <w:b/>
-          <w:bCs/>
-          <w:sz w:val="18"/>
-          <w:szCs w:val="18"/>
-        </w:rPr>
-        <w:t>SEGUNDA</w:t>
-      </w:r>
-      <w:r>
-        <w:rPr>
-          <w:rFonts w:ascii="Arial" w:hAnsi="Arial" w:cs="Arial"/>
-          <w:sz w:val="18"/>
-          <w:szCs w:val="18"/>
-        </w:rPr>
-        <w:t>.-</w:t>
-      </w:r>
-      <w:proofErr w:type="gramEnd"/>
-      <w:r>
-        <w:rPr>
-          <w:rFonts w:ascii="Arial" w:hAnsi="Arial" w:cs="Arial"/>
-          <w:sz w:val="18"/>
-          <w:szCs w:val="18"/>
-        </w:rPr>
-        <w:t xml:space="preserve"> SOBRE LA CELEBRACIÓN DEL CONTRATO PREPARATORIO DE COMPRAVENTA DE BIEN FUTURO.</w:t>
-      </w:r>
-      <w:r>
-        <w:rPr>
-          <w:rFonts w:ascii="Arial" w:hAnsi="Arial" w:cs="Arial"/>
-          <w:sz w:val="18"/>
-          <w:szCs w:val="18"/>
-        </w:rPr>
-        <w:t xml:space="preserve"> </w:t>
+          <w:rFonts w:ascii="Arial" w:eastAsia="Times New Roman" w:hAnsi="Arial" w:cs="Arial"/>
+          <w:sz w:val="18"/>
+          <w:szCs w:val="18"/>
+          <w:lang w:eastAsia="en-US"/>
+        </w:rPr>
+      </w:pPr>
+      <w:r>
+        <w:rPr>
+          <w:rFonts w:ascii="Arial" w:eastAsia="Times New Roman" w:hAnsi="Arial" w:cs="Arial"/>
+          <w:sz w:val="18"/>
+          <w:szCs w:val="18"/>
+          <w:lang w:eastAsia="en-US"/>
+        </w:rPr>
+        <w:t>LAS PARTES DECLARAN QUE, CON ANTERIORIDAD A LA SUSCRIPCIÓN DEL PRESENTE CONTRATO, EL COMPRADOR SUSCRIBIÓ CON LA VENDEDORA UNA FICHA DE SEPARACIÓN Y, DE SER EL CASO, UN CONTRATO DE PROMESA DE VENTA RESPECTO DEL BIEN MATERIA DE LA PRESENTE COMPRAVENTA.</w:t>
       </w:r>
     </w:p>
     <w:p>
@@ -1138,74 +936,20 @@
         <w:spacing w:before="0" w:beforeAutospacing="0" w:after="0" w:afterAutospacing="0" w:line="324" w:lineRule="auto"/>
         <w:jc w:val="both"/>
         <w:rPr>
-          <w:rFonts w:ascii="Arial" w:hAnsi="Arial" w:cs="Arial"/>
-          <w:sz w:val="18"/>
-          <w:szCs w:val="18"/>
-        </w:rPr>
-      </w:pPr>
-      <w:r>
-        <w:rPr>
-          <w:rFonts w:ascii="Arial" w:hAnsi="Arial" w:cs="Arial"/>
-          <w:sz w:val="18"/>
-          <w:szCs w:val="18"/>
-        </w:rPr>
-        <w:t xml:space="preserve">LAS PARTES RECONOCEN Y DECLARAN QUE </w:t>
-      </w:r>
-      <w:r>
-        <w:rPr>
-          <w:rFonts w:ascii="Arial" w:hAnsi="Arial" w:cs="Arial"/>
-          <w:sz w:val="18"/>
-          <w:szCs w:val="18"/>
-        </w:rPr>
-        <w:t>ANTERIOR A ESTA MINUTA,</w:t>
-      </w:r>
-      <w:r>
-        <w:rPr>
-          <w:rFonts w:ascii="Arial" w:hAnsi="Arial" w:cs="Arial"/>
-          <w:sz w:val="18"/>
-          <w:szCs w:val="18"/>
-        </w:rPr>
-        <w:t xml:space="preserve"> CELEBRARON Y SUSCRIBIERON UN CONTRATO </w:t>
-      </w:r>
-      <w:r>
-        <w:rPr>
-          <w:rFonts w:ascii="Arial" w:hAnsi="Arial" w:cs="Arial"/>
-          <w:sz w:val="18"/>
-          <w:szCs w:val="18"/>
-        </w:rPr>
-        <w:t>DE PROMESA DE VENTA</w:t>
-      </w:r>
-      <w:r>
-        <w:rPr>
-          <w:rFonts w:ascii="Arial" w:hAnsi="Arial" w:cs="Arial"/>
-          <w:sz w:val="18"/>
-          <w:szCs w:val="18"/>
-        </w:rPr>
-        <w:t xml:space="preserve">, EN CONSECUENCIA, CON LA CELEBRACION DEL PRESENTE CONTRATO DEFINITIVO DE COMPRAVENTA, DENTRO DEL PLAZO PACTADO, SE ESTA CUMPLIENDO CON LOS COMPROMISOS Y ACUERDOS CONTENIDOS EN EL MENCIONADO CONTRATO </w:t>
-      </w:r>
-      <w:r>
-        <w:rPr>
-          <w:rFonts w:ascii="Arial" w:hAnsi="Arial" w:cs="Arial"/>
-          <w:sz w:val="18"/>
-          <w:szCs w:val="18"/>
-        </w:rPr>
-        <w:t>PRIVADO DE PROMESA DE VENTA</w:t>
-      </w:r>
-      <w:r>
-        <w:rPr>
-          <w:rFonts w:ascii="Arial" w:hAnsi="Arial" w:cs="Arial"/>
-          <w:sz w:val="18"/>
-          <w:szCs w:val="18"/>
-        </w:rPr>
-        <w:t>.</w:t>
-      </w:r>
-      <w:r>
-        <w:rPr>
-          <w:rFonts w:ascii="Arial" w:hAnsi="Arial" w:cs="Arial"/>
-          <w:sz w:val="18"/>
-          <w:szCs w:val="18"/>
-        </w:rPr>
-        <w:t xml:space="preserve"> </w:t>
+          <w:rFonts w:ascii="Arial" w:eastAsia="Times New Roman" w:hAnsi="Arial" w:cs="Arial"/>
+          <w:sz w:val="18"/>
+          <w:szCs w:val="18"/>
+          <w:lang w:eastAsia="en-US"/>
+        </w:rPr>
+      </w:pPr>
+      <w:r>
+        <w:rPr>
+          <w:rFonts w:ascii="Arial" w:eastAsia="Times New Roman" w:hAnsi="Arial" w:cs="Arial"/>
+          <w:sz w:val="18"/>
+          <w:szCs w:val="18"/>
+          <w:lang w:eastAsia="en-US"/>
+        </w:rPr>
+        <w:t>ASIMISMO, LAS PARTES ACUERDAN QUE, EN CASO DE DISCREPANCIA O DISCONFORMIDAD ENTRE LO ESTABLECIDO EN DICHOS DOCUMENTOS Y EL PRESENTE CONTRATO DEFINITIVO DE COMPRAVENTA, PREVALECERÁ LO DISPUESTO EN ESTE ÚLTIMO.</w:t>
       </w:r>
     </w:p>
     <w:p>
@@ -1219,38 +963,33 @@
           <w:szCs w:val="18"/>
         </w:rPr>
       </w:pPr>
-      <w:r>
-        <w:rPr>
-          <w:rFonts w:ascii="Arial" w:hAnsi="Arial" w:cs="Arial"/>
-          <w:sz w:val="18"/>
-          <w:szCs w:val="18"/>
-        </w:rPr>
-        <w:lastRenderedPageBreak/>
-        <w:t xml:space="preserve">ASIMISMO, LAS PARTES RECONOCEN Y DECLARAN QUE EN CASO DE DISCREPANCIA O DISCONFORMIDAD ENTRE LOS ACUERDOS ADOPTADOS EN EL CONTRATO </w:t>
-      </w:r>
-      <w:r>
-        <w:rPr>
-          <w:rFonts w:ascii="Arial" w:hAnsi="Arial" w:cs="Arial"/>
-          <w:sz w:val="18"/>
-          <w:szCs w:val="18"/>
-        </w:rPr>
-        <w:t>PRIVADO</w:t>
-      </w:r>
-      <w:r>
-        <w:rPr>
-          <w:rFonts w:ascii="Arial" w:hAnsi="Arial" w:cs="Arial"/>
-          <w:sz w:val="18"/>
-          <w:szCs w:val="18"/>
-        </w:rPr>
-        <w:t xml:space="preserve"> Y EL PRESENTE CONTRATO DEFINITIVO, PREVALECEN LOS ACUERDOS DEL CONTRATO DEFINITIVO.</w:t>
-      </w:r>
-      <w:r>
-        <w:rPr>
-          <w:rFonts w:ascii="Arial" w:hAnsi="Arial" w:cs="Arial"/>
-          <w:sz w:val="18"/>
-          <w:szCs w:val="18"/>
-        </w:rPr>
-        <w:t xml:space="preserve"> </w:t>
+      <w:proofErr w:type="gramStart"/>
+      <w:r>
+        <w:rPr>
+          <w:rFonts w:ascii="Arial" w:hAnsi="Arial" w:cs="Arial"/>
+          <w:b/>
+          <w:bCs/>
+          <w:sz w:val="18"/>
+          <w:szCs w:val="18"/>
+        </w:rPr>
+        <w:t>TERCERA</w:t>
+      </w:r>
+      <w:r>
+        <w:rPr>
+          <w:rFonts w:ascii="Arial" w:hAnsi="Arial" w:cs="Arial"/>
+          <w:sz w:val="18"/>
+          <w:szCs w:val="18"/>
+        </w:rPr>
+        <w:t>.-</w:t>
+      </w:r>
+      <w:proofErr w:type="gramEnd"/>
+      <w:r>
+        <w:rPr>
+          <w:rFonts w:ascii="Arial" w:hAnsi="Arial" w:cs="Arial"/>
+          <w:sz w:val="18"/>
+          <w:szCs w:val="18"/>
+        </w:rPr>
+        <w:t xml:space="preserve"> IMPORTE DE VENTA Y FORMA DE PAGO: </w:t>
       </w:r>
     </w:p>
     <w:p>
@@ -1264,41 +1003,187 @@
           <w:szCs w:val="18"/>
         </w:rPr>
       </w:pPr>
+      <w:r>
+        <w:rPr>
+          <w:rFonts w:ascii="Arial" w:hAnsi="Arial" w:cs="Arial"/>
+          <w:sz w:val="18"/>
+          <w:szCs w:val="18"/>
+        </w:rPr>
+        <w:lastRenderedPageBreak/>
+        <w:t xml:space="preserve">POR INTERMEDIO DEL PRESENTE CONTRATO, </w:t>
+      </w:r>
+      <w:r>
+        <w:rPr>
+          <w:rFonts w:ascii="Arial" w:hAnsi="Arial" w:cs="Arial"/>
+          <w:b/>
+          <w:bCs/>
+          <w:sz w:val="18"/>
+          <w:szCs w:val="18"/>
+        </w:rPr>
+        <w:t>LA VENDEDORA</w:t>
+      </w:r>
+      <w:r>
+        <w:rPr>
+          <w:rFonts w:ascii="Arial" w:hAnsi="Arial" w:cs="Arial"/>
+          <w:sz w:val="18"/>
+          <w:szCs w:val="18"/>
+        </w:rPr>
+        <w:t xml:space="preserve">, TRANSFIERE, EN VENTA REAL Y ENAJENACION PERPETUA, EL </w:t>
+      </w:r>
+      <w:r>
+        <w:rPr>
+          <w:rFonts w:ascii="Arial" w:hAnsi="Arial" w:cs="Arial"/>
+          <w:b/>
+          <w:bCs/>
+          <w:sz w:val="18"/>
+          <w:szCs w:val="18"/>
+        </w:rPr>
+        <w:t xml:space="preserve">LOTE «LOTE», </w:t>
+      </w:r>
+      <w:r>
+        <w:rPr>
+          <w:rFonts w:ascii="Arial" w:hAnsi="Arial" w:cs="Arial"/>
+          <w:sz w:val="18"/>
+          <w:szCs w:val="18"/>
+        </w:rPr>
+        <w:t xml:space="preserve">DE LA </w:t>
+      </w:r>
+      <w:r>
+        <w:rPr>
+          <w:rFonts w:ascii="Arial" w:hAnsi="Arial" w:cs="Arial"/>
+          <w:b/>
+          <w:bCs/>
+          <w:sz w:val="18"/>
+          <w:szCs w:val="18"/>
+        </w:rPr>
+        <w:t xml:space="preserve">MANZANA «MZ», </w:t>
+      </w:r>
+      <w:r>
+        <w:rPr>
+          <w:rFonts w:ascii="Arial" w:hAnsi="Arial" w:cs="Arial"/>
+          <w:sz w:val="18"/>
+          <w:szCs w:val="18"/>
+        </w:rPr>
+        <w:t xml:space="preserve">CON UN AREA DE </w:t>
+      </w:r>
+      <w:r>
+        <w:rPr>
+          <w:rFonts w:ascii="Arial" w:hAnsi="Arial" w:cs="Arial"/>
+          <w:b/>
+          <w:bCs/>
+          <w:sz w:val="18"/>
+          <w:szCs w:val="18"/>
+        </w:rPr>
+        <w:t xml:space="preserve">«AREA» M2 («AREA_TEXTO» METROS CUADRADOS) </w:t>
+      </w:r>
+      <w:r>
+        <w:rPr>
+          <w:rFonts w:ascii="Arial" w:hAnsi="Arial" w:cs="Arial"/>
+          <w:sz w:val="18"/>
+          <w:szCs w:val="18"/>
+        </w:rPr>
+        <w:t xml:space="preserve">DEL PROYECTO DENOMINADO </w:t>
+      </w:r>
+      <w:r>
+        <w:rPr>
+          <w:rFonts w:ascii="Arial" w:hAnsi="Arial" w:cs="Arial"/>
+          <w:b/>
+          <w:bCs/>
+          <w:sz w:val="18"/>
+          <w:szCs w:val="18"/>
+        </w:rPr>
+        <w:t>“</w:t>
+      </w:r>
+      <w:r>
+        <w:rPr>
+          <w:rFonts w:ascii="Arial" w:hAnsi="Arial" w:cs="Arial"/>
+          <w:b/>
+          <w:bCs/>
+          <w:sz w:val="18"/>
+          <w:szCs w:val="18"/>
+        </w:rPr>
+        <w:t>RESIDENCIAL LOS LAURELES DE CASTILLA</w:t>
+      </w:r>
+      <w:r>
+        <w:rPr>
+          <w:rFonts w:ascii="Arial" w:hAnsi="Arial" w:cs="Arial"/>
+          <w:b/>
+          <w:bCs/>
+          <w:sz w:val="18"/>
+          <w:szCs w:val="18"/>
+        </w:rPr>
+        <w:t>”</w:t>
+      </w:r>
+      <w:r>
+        <w:rPr>
+          <w:rFonts w:ascii="Arial" w:hAnsi="Arial" w:cs="Arial"/>
+          <w:sz w:val="18"/>
+          <w:szCs w:val="18"/>
+        </w:rPr>
+        <w:t xml:space="preserve"> </w:t>
+      </w:r>
+      <w:r>
+        <w:rPr>
+          <w:rFonts w:ascii="Arial" w:hAnsi="Arial" w:cs="Arial"/>
+          <w:sz w:val="18"/>
+          <w:szCs w:val="18"/>
+        </w:rPr>
+        <w:t xml:space="preserve">A FAVOR DE </w:t>
+      </w:r>
+      <w:r>
+        <w:rPr>
+          <w:rFonts w:ascii="Arial" w:hAnsi="Arial" w:cs="Arial"/>
+          <w:b/>
+          <w:bCs/>
+          <w:sz w:val="18"/>
+          <w:szCs w:val="18"/>
+        </w:rPr>
+        <w:t>«COMPRADOR»</w:t>
+      </w:r>
+      <w:r>
+        <w:rPr>
+          <w:rFonts w:ascii="Arial" w:hAnsi="Arial" w:cs="Arial"/>
+          <w:sz w:val="18"/>
+          <w:szCs w:val="18"/>
+        </w:rPr>
+        <w:t xml:space="preserve">, POR LA SUMA TOTAL DE </w:t>
+      </w:r>
+      <w:r>
+        <w:rPr>
+          <w:rFonts w:ascii="Arial" w:hAnsi="Arial" w:cs="Arial"/>
+          <w:b/>
+          <w:sz w:val="18"/>
+          <w:szCs w:val="18"/>
+        </w:rPr>
+        <w:t>US$«PRECIO» («PRECIO_TEXTO» Y «PRECIO_</w:t>
+      </w:r>
       <w:proofErr w:type="gramStart"/>
       <w:r>
         <w:rPr>
           <w:rFonts w:ascii="Arial" w:hAnsi="Arial" w:cs="Arial"/>
           <w:b/>
-          <w:bCs/>
-          <w:sz w:val="18"/>
-          <w:szCs w:val="18"/>
-        </w:rPr>
-        <w:t>TERCERA</w:t>
-      </w:r>
-      <w:r>
-        <w:rPr>
-          <w:rFonts w:ascii="Arial" w:hAnsi="Arial" w:cs="Arial"/>
-          <w:sz w:val="18"/>
-          <w:szCs w:val="18"/>
-        </w:rPr>
-        <w:t>.-</w:t>
+          <w:sz w:val="18"/>
+          <w:szCs w:val="18"/>
+        </w:rPr>
+        <w:t>DECIMAL»/</w:t>
       </w:r>
       <w:proofErr w:type="gramEnd"/>
       <w:r>
         <w:rPr>
           <w:rFonts w:ascii="Arial" w:hAnsi="Arial" w:cs="Arial"/>
-          <w:sz w:val="18"/>
-          <w:szCs w:val="18"/>
-        </w:rPr>
-        <w:t xml:space="preserve"> IMPORTE DE VENTA Y FORMA DE PAGO</w:t>
-      </w:r>
-      <w:r>
-        <w:rPr>
-          <w:rFonts w:ascii="Arial" w:hAnsi="Arial" w:cs="Arial"/>
-          <w:sz w:val="18"/>
-          <w:szCs w:val="18"/>
-        </w:rPr>
-        <w:t xml:space="preserve">: </w:t>
+          <w:b/>
+          <w:sz w:val="18"/>
+          <w:szCs w:val="18"/>
+        </w:rPr>
+        <w:t>100 DOLARES AMERICANOS)</w:t>
+      </w:r>
+      <w:r>
+        <w:rPr>
+          <w:rFonts w:ascii="Arial" w:hAnsi="Arial" w:cs="Arial"/>
+          <w:sz w:val="18"/>
+          <w:szCs w:val="18"/>
+        </w:rPr>
+        <w:t xml:space="preserve">. </w:t>
       </w:r>
     </w:p>
     <w:p>
@@ -1318,135 +1203,27 @@
           <w:sz w:val="18"/>
           <w:szCs w:val="18"/>
         </w:rPr>
-        <w:t xml:space="preserve">POR INTERMEDIO DEL PRESENTE CONTRATO, </w:t>
-      </w:r>
-      <w:r>
-        <w:rPr>
-          <w:rFonts w:ascii="Arial" w:hAnsi="Arial" w:cs="Arial"/>
-          <w:b/>
-          <w:bCs/>
-          <w:sz w:val="18"/>
-          <w:szCs w:val="18"/>
-        </w:rPr>
-        <w:t>LA VENDEDORA</w:t>
-      </w:r>
-      <w:r>
-        <w:rPr>
-          <w:rFonts w:ascii="Arial" w:hAnsi="Arial" w:cs="Arial"/>
-          <w:sz w:val="18"/>
-          <w:szCs w:val="18"/>
-        </w:rPr>
-        <w:t xml:space="preserve">, TRANSFIERE, EN VENTA REAL Y ENAJENACION PERPETUA, </w:t>
-      </w:r>
-      <w:r>
-        <w:rPr>
-          <w:rFonts w:ascii="Arial" w:hAnsi="Arial" w:cs="Arial"/>
-          <w:sz w:val="18"/>
-          <w:szCs w:val="18"/>
-        </w:rPr>
-        <w:t xml:space="preserve">EL </w:t>
-      </w:r>
-      <w:r>
-        <w:rPr>
-          <w:rFonts w:ascii="Arial" w:hAnsi="Arial" w:cs="Arial"/>
-          <w:b/>
-          <w:bCs/>
-          <w:sz w:val="18"/>
-          <w:szCs w:val="18"/>
-        </w:rPr>
-        <w:t xml:space="preserve">LOTE </w:t>
-      </w:r>
-      <w:r>
-        <w:rPr>
-          <w:rFonts w:ascii="Arial" w:hAnsi="Arial" w:cs="Arial"/>
-          <w:b/>
-          <w:bCs/>
-          <w:sz w:val="18"/>
-          <w:szCs w:val="18"/>
-        </w:rPr>
-        <w:t>«LOTE»</w:t>
-      </w:r>
-      <w:r>
-        <w:rPr>
-          <w:rFonts w:ascii="Arial" w:hAnsi="Arial" w:cs="Arial"/>
-          <w:b/>
-          <w:bCs/>
-          <w:sz w:val="18"/>
-          <w:szCs w:val="18"/>
-        </w:rPr>
-        <w:t xml:space="preserve">, </w:t>
-      </w:r>
-      <w:r>
-        <w:rPr>
-          <w:rFonts w:ascii="Arial" w:hAnsi="Arial" w:cs="Arial"/>
-          <w:sz w:val="18"/>
-          <w:szCs w:val="18"/>
-        </w:rPr>
-        <w:t xml:space="preserve">DE LA </w:t>
-      </w:r>
-      <w:r>
-        <w:rPr>
-          <w:rFonts w:ascii="Arial" w:hAnsi="Arial" w:cs="Arial"/>
-          <w:b/>
-          <w:bCs/>
-          <w:sz w:val="18"/>
-          <w:szCs w:val="18"/>
-        </w:rPr>
-        <w:t xml:space="preserve">MANZANA </w:t>
-      </w:r>
-      <w:r>
-        <w:rPr>
-          <w:rFonts w:ascii="Arial" w:hAnsi="Arial" w:cs="Arial"/>
-          <w:b/>
-          <w:bCs/>
-          <w:sz w:val="18"/>
-          <w:szCs w:val="18"/>
-        </w:rPr>
-        <w:t>«MZ»</w:t>
-      </w:r>
-      <w:r>
-        <w:rPr>
-          <w:rFonts w:ascii="Arial" w:hAnsi="Arial" w:cs="Arial"/>
-          <w:b/>
-          <w:bCs/>
-          <w:sz w:val="18"/>
-          <w:szCs w:val="18"/>
-        </w:rPr>
-        <w:t xml:space="preserve">, </w:t>
-      </w:r>
-      <w:r>
-        <w:rPr>
-          <w:rFonts w:ascii="Arial" w:hAnsi="Arial" w:cs="Arial"/>
-          <w:sz w:val="18"/>
-          <w:szCs w:val="18"/>
-        </w:rPr>
-        <w:t xml:space="preserve">CON UN AREA DE </w:t>
-      </w:r>
-      <w:r>
-        <w:rPr>
-          <w:rFonts w:ascii="Arial" w:hAnsi="Arial" w:cs="Arial"/>
-          <w:b/>
-          <w:bCs/>
-          <w:sz w:val="18"/>
-          <w:szCs w:val="18"/>
-        </w:rPr>
-        <w:t>«_AREA» M2 («_AREA_TEXTO» METROS CUADRADOS</w:t>
-      </w:r>
-      <w:r>
-        <w:rPr>
-          <w:rFonts w:ascii="Arial" w:hAnsi="Arial" w:cs="Arial"/>
-          <w:b/>
-          <w:bCs/>
-          <w:sz w:val="18"/>
-          <w:szCs w:val="18"/>
-        </w:rPr>
-        <w:t>)</w:t>
-      </w:r>
-      <w:r>
-        <w:rPr>
-          <w:rFonts w:ascii="Arial" w:hAnsi="Arial" w:cs="Arial"/>
-          <w:b/>
-          <w:bCs/>
+        <w:t xml:space="preserve">LA PRESENTE COMPRAVENTA SE ENCUENTRA SUJETA A LA CONDICIÓN SUSPENSIVA QUE DICHO INMUEBLE LLEGUE A </w:t>
+      </w:r>
+      <w:r>
+        <w:rPr>
+          <w:rFonts w:ascii="Arial" w:hAnsi="Arial" w:cs="Arial"/>
+          <w:sz w:val="18"/>
+          <w:szCs w:val="18"/>
+        </w:rPr>
+        <w:t>INDEPENDIZARSE</w:t>
+      </w:r>
+      <w:r>
+        <w:rPr>
+          <w:rFonts w:ascii="Arial" w:hAnsi="Arial" w:cs="Arial"/>
+          <w:sz w:val="18"/>
+          <w:szCs w:val="18"/>
+        </w:rPr>
+        <w:t>, Y TRATANDOSE DE BIEN FUTURO, EL PRECIO TOTAL ANTES INDICADO,</w:t>
+      </w:r>
+      <w:r>
+        <w:rPr>
+          <w:rFonts w:ascii="Arial" w:hAnsi="Arial" w:cs="Arial"/>
           <w:sz w:val="18"/>
           <w:szCs w:val="18"/>
         </w:rPr>
@@ -1458,117 +1235,7 @@
           <w:sz w:val="18"/>
           <w:szCs w:val="18"/>
         </w:rPr>
-        <w:t xml:space="preserve">DEL PROYECTO DENOMINADO </w:t>
-      </w:r>
-      <w:r>
-        <w:rPr>
-          <w:rFonts w:ascii="Arial" w:hAnsi="Arial" w:cs="Arial"/>
-          <w:b/>
-          <w:bCs/>
-          <w:sz w:val="18"/>
-          <w:szCs w:val="18"/>
-        </w:rPr>
-        <w:t>“</w:t>
-      </w:r>
-      <w:r>
-        <w:rPr>
-          <w:rFonts w:ascii="Arial" w:hAnsi="Arial" w:cs="Arial"/>
-          <w:b/>
-          <w:bCs/>
-          <w:sz w:val="18"/>
-          <w:szCs w:val="18"/>
-        </w:rPr>
-        <w:t>RESIDENCIAL LOS LAURELES DE CASTILLA</w:t>
-      </w:r>
-      <w:r>
-        <w:rPr>
-          <w:rFonts w:ascii="Arial" w:hAnsi="Arial" w:cs="Arial"/>
-          <w:b/>
-          <w:bCs/>
-          <w:sz w:val="18"/>
-          <w:szCs w:val="18"/>
-        </w:rPr>
-        <w:t>”</w:t>
-      </w:r>
-      <w:r>
-        <w:rPr>
-          <w:rFonts w:ascii="Arial" w:hAnsi="Arial" w:cs="Arial"/>
-          <w:sz w:val="18"/>
-          <w:szCs w:val="18"/>
-        </w:rPr>
-        <w:t xml:space="preserve"> A FAVOR DE </w:t>
-      </w:r>
-      <w:r>
-        <w:rPr>
-          <w:rFonts w:ascii="Arial" w:hAnsi="Arial" w:cs="Arial"/>
-          <w:b/>
-          <w:bCs/>
-          <w:sz w:val="18"/>
-          <w:szCs w:val="18"/>
-        </w:rPr>
-        <w:t>LOS COMPRADORES</w:t>
-      </w:r>
-      <w:r>
-        <w:rPr>
-          <w:rFonts w:ascii="Arial" w:hAnsi="Arial" w:cs="Arial"/>
-          <w:sz w:val="18"/>
-          <w:szCs w:val="18"/>
-        </w:rPr>
-        <w:t xml:space="preserve">, POR LA SUMA TOTAL DE </w:t>
-      </w:r>
-      <w:r>
-        <w:rPr>
-          <w:rFonts w:ascii="Arial" w:hAnsi="Arial" w:cs="Arial"/>
-          <w:b/>
-          <w:sz w:val="18"/>
-          <w:szCs w:val="18"/>
-        </w:rPr>
-        <w:t>US$«_</w:t>
-      </w:r>
-      <w:proofErr w:type="gramStart"/>
-      <w:r>
-        <w:rPr>
-          <w:rFonts w:ascii="Arial" w:hAnsi="Arial" w:cs="Arial"/>
-          <w:b/>
-          <w:sz w:val="18"/>
-          <w:szCs w:val="18"/>
-        </w:rPr>
-        <w:t>PRECIO»(</w:t>
-      </w:r>
-      <w:proofErr w:type="gramEnd"/>
-      <w:r>
-        <w:rPr>
-          <w:rFonts w:ascii="Arial" w:hAnsi="Arial" w:cs="Arial"/>
-          <w:b/>
-          <w:sz w:val="18"/>
-          <w:szCs w:val="18"/>
-        </w:rPr>
-        <w:t>«_PRECIO_TEXTO» Y «_PRECIO_DECIMAL»/100 DOLARES AMERICANOS</w:t>
-      </w:r>
-      <w:r>
-        <w:rPr>
-          <w:rFonts w:ascii="Arial" w:hAnsi="Arial" w:cs="Arial"/>
-          <w:b/>
-          <w:sz w:val="18"/>
-          <w:szCs w:val="18"/>
-        </w:rPr>
-        <w:t>)</w:t>
-      </w:r>
-      <w:r>
-        <w:rPr>
-          <w:rFonts w:ascii="Arial" w:hAnsi="Arial" w:cs="Arial"/>
-          <w:sz w:val="18"/>
-          <w:szCs w:val="18"/>
-        </w:rPr>
-        <w:t>.</w:t>
-      </w:r>
-      <w:r>
-        <w:rPr>
-          <w:rFonts w:ascii="Arial" w:hAnsi="Arial" w:cs="Arial"/>
-          <w:sz w:val="18"/>
-          <w:szCs w:val="18"/>
-        </w:rPr>
-        <w:t xml:space="preserve"> </w:t>
+        <w:t xml:space="preserve">SE CANCELARA DE LA SIGUIENTE MANERA: </w:t>
       </w:r>
     </w:p>
     <w:p>
@@ -1588,39 +1255,63 @@
           <w:sz w:val="18"/>
           <w:szCs w:val="18"/>
         </w:rPr>
-        <w:t xml:space="preserve">LA PRESENTE COMPRAVENTA SE ENCUENTRA SUJETA A LA CONDICIÓN SUSPENSIVA QUE DICHO INMUEBLE LLEGUE A </w:t>
-      </w:r>
-      <w:r>
-        <w:rPr>
-          <w:rFonts w:ascii="Arial" w:hAnsi="Arial" w:cs="Arial"/>
-          <w:sz w:val="18"/>
-          <w:szCs w:val="18"/>
-        </w:rPr>
-        <w:t>INDEPENDIZARSE</w:t>
-      </w:r>
-      <w:r>
-        <w:rPr>
-          <w:rFonts w:ascii="Arial" w:hAnsi="Arial" w:cs="Arial"/>
-          <w:sz w:val="18"/>
-          <w:szCs w:val="18"/>
-        </w:rPr>
-        <w:t>, Y TRATANDOSE DE BIEN FUTURO, EL PRECIO TOTAL ANTES INDICADO,</w:t>
-      </w:r>
-      <w:r>
-        <w:rPr>
-          <w:rFonts w:ascii="Arial" w:hAnsi="Arial" w:cs="Arial"/>
-          <w:sz w:val="18"/>
-          <w:szCs w:val="18"/>
-        </w:rPr>
-        <w:t xml:space="preserve"> </w:t>
-      </w:r>
-      <w:r>
-        <w:rPr>
-          <w:rFonts w:ascii="Arial" w:hAnsi="Arial" w:cs="Arial"/>
-          <w:sz w:val="18"/>
-          <w:szCs w:val="18"/>
-        </w:rPr>
-        <w:t xml:space="preserve">SE CANCELARA DE LA SIGUIENTE MANERA: </w:t>
+        <w:t xml:space="preserve">3.1.- UN PAGO INICIAL DE </w:t>
+      </w:r>
+      <w:r>
+        <w:rPr>
+          <w:rFonts w:ascii="Arial" w:hAnsi="Arial" w:cs="Arial"/>
+          <w:bCs/>
+          <w:sz w:val="18"/>
+          <w:szCs w:val="18"/>
+        </w:rPr>
+        <w:t>S</w:t>
+      </w:r>
+      <w:proofErr w:type="gramStart"/>
+      <w:r>
+        <w:rPr>
+          <w:rFonts w:ascii="Arial" w:hAnsi="Arial" w:cs="Arial"/>
+          <w:bCs/>
+          <w:sz w:val="18"/>
+          <w:szCs w:val="18"/>
+        </w:rPr>
+        <w:t>/«</w:t>
+      </w:r>
+      <w:proofErr w:type="gramEnd"/>
+      <w:r>
+        <w:rPr>
+          <w:rFonts w:ascii="Arial" w:hAnsi="Arial" w:cs="Arial"/>
+          <w:bCs/>
+          <w:sz w:val="18"/>
+          <w:szCs w:val="18"/>
+        </w:rPr>
+        <w:t xml:space="preserve">SEP_SOLES» («SEP_SOLES_TEXTO» Y «SEP_SOLES_DECIMAL»/100 SOLES) QUE AL TIPO DE CAMBIO DE S/ «TIPO_CAMBIO» (CUATRO Y «TC_DECIMAL»/100 SOLES) EQUIVALE A </w:t>
+      </w:r>
+      <w:r>
+        <w:rPr>
+          <w:rFonts w:ascii="Arial" w:hAnsi="Arial" w:cs="Arial"/>
+          <w:b/>
+          <w:sz w:val="18"/>
+          <w:szCs w:val="18"/>
+        </w:rPr>
+        <w:t>US$«SEP» («SEP_TEXTO» Y «SEP_DECIMAL»/100 DOLARES AMERICANOS</w:t>
+      </w:r>
+      <w:r>
+        <w:rPr>
+          <w:rFonts w:ascii="Arial" w:hAnsi="Arial" w:cs="Arial"/>
+          <w:b/>
+          <w:bCs/>
+          <w:sz w:val="18"/>
+          <w:szCs w:val="18"/>
+        </w:rPr>
+        <w:t>)</w:t>
+      </w:r>
+      <w:r>
+        <w:rPr>
+          <w:rFonts w:ascii="Arial" w:hAnsi="Arial" w:cs="Arial"/>
+          <w:sz w:val="18"/>
+          <w:szCs w:val="18"/>
+        </w:rPr>
+        <w:t xml:space="preserve"> QUE HAN SIDO CANCELADOS A FAVOR DE LA VENDEDORA, CON ANTERIORIDAD  A LA FIRMA DEL PRESENTE DOCUMENTO. </w:t>
       </w:r>
     </w:p>
     <w:p>
@@ -1640,105 +1331,47 @@
           <w:sz w:val="18"/>
           <w:szCs w:val="18"/>
         </w:rPr>
-        <w:t xml:space="preserve">3.1.- UN PAGO INICIAL DE </w:t>
-      </w:r>
-      <w:r>
-        <w:rPr>
-          <w:rFonts w:ascii="Arial" w:hAnsi="Arial" w:cs="Arial"/>
-          <w:bCs/>
-          <w:sz w:val="18"/>
-          <w:szCs w:val="18"/>
-        </w:rPr>
-        <w:t>S</w:t>
+        <w:t xml:space="preserve">3.2.- EL IMPORTE DE </w:t>
+      </w:r>
+      <w:r>
+        <w:rPr>
+          <w:rFonts w:ascii="Arial" w:hAnsi="Arial" w:cs="Arial"/>
+          <w:b/>
+          <w:bCs/>
+          <w:sz w:val="18"/>
+          <w:szCs w:val="18"/>
+        </w:rPr>
+        <w:t>US$«PAGO» («PAGO_TEXTO» Y «PAGO_</w:t>
       </w:r>
       <w:proofErr w:type="gramStart"/>
       <w:r>
         <w:rPr>
           <w:rFonts w:ascii="Arial" w:hAnsi="Arial" w:cs="Arial"/>
-          <w:bCs/>
-          <w:sz w:val="18"/>
-          <w:szCs w:val="18"/>
-        </w:rPr>
-        <w:t>/«</w:t>
+          <w:b/>
+          <w:bCs/>
+          <w:sz w:val="18"/>
+          <w:szCs w:val="18"/>
+        </w:rPr>
+        <w:t>DECIMAL»/</w:t>
       </w:r>
       <w:proofErr w:type="gramEnd"/>
       <w:r>
         <w:rPr>
           <w:rFonts w:ascii="Arial" w:hAnsi="Arial" w:cs="Arial"/>
-          <w:bCs/>
-          <w:sz w:val="18"/>
-          <w:szCs w:val="18"/>
-        </w:rPr>
-        <w:t>_SEP_SOLES»(«_SEP_SOLES_TEXTO» Y «_SEP_SOLES_DECIMAL»/100 SOLES</w:t>
-      </w:r>
-      <w:r>
-        <w:rPr>
-          <w:rFonts w:ascii="Arial" w:hAnsi="Arial" w:cs="Arial"/>
-          <w:bCs/>
-          <w:sz w:val="18"/>
-          <w:szCs w:val="18"/>
-        </w:rPr>
-        <w:t>)</w:t>
-      </w:r>
-      <w:r>
-        <w:rPr>
-          <w:rFonts w:ascii="Arial" w:hAnsi="Arial" w:cs="Arial"/>
-          <w:bCs/>
-          <w:sz w:val="18"/>
-          <w:szCs w:val="18"/>
-        </w:rPr>
-        <w:t xml:space="preserve"> QUE AL TIPO DE CAMBIO DE S/ 4.00 (CUATRO Y 00/100 SOLES) EQUIVALE A </w:t>
-      </w:r>
-      <w:r>
-        <w:rPr>
-          <w:rFonts w:ascii="Arial" w:hAnsi="Arial" w:cs="Arial"/>
-          <w:b/>
-          <w:sz w:val="18"/>
-          <w:szCs w:val="18"/>
-        </w:rPr>
-        <w:t>US$«_SEPARACION»(«_SEPARACION_TEXTO» Y «_SEPARACION_DECIMAL»/100 DOLARES AMERICANOS</w:t>
-      </w:r>
-      <w:r>
-        <w:rPr>
-          <w:rFonts w:ascii="Arial" w:hAnsi="Arial" w:cs="Arial"/>
-          <w:b/>
-          <w:bCs/>
-          <w:sz w:val="18"/>
-          <w:szCs w:val="18"/>
-        </w:rPr>
-        <w:t>)</w:t>
-      </w:r>
-      <w:r>
-        <w:rPr>
-          <w:rFonts w:ascii="Arial" w:hAnsi="Arial" w:cs="Arial"/>
-          <w:sz w:val="18"/>
-          <w:szCs w:val="18"/>
-        </w:rPr>
-        <w:t xml:space="preserve"> QUE HAN SIDO CANCELADOS</w:t>
-      </w:r>
-      <w:r>
-        <w:rPr>
-          <w:rFonts w:ascii="Arial" w:hAnsi="Arial" w:cs="Arial"/>
-          <w:sz w:val="18"/>
-          <w:szCs w:val="18"/>
-        </w:rPr>
-        <w:t xml:space="preserve"> A FAVOR DE LA VENDEDORA,</w:t>
-      </w:r>
-      <w:r>
-        <w:rPr>
-          <w:rFonts w:ascii="Arial" w:hAnsi="Arial" w:cs="Arial"/>
-          <w:sz w:val="18"/>
-          <w:szCs w:val="18"/>
-        </w:rPr>
-        <w:t xml:space="preserve"> CON </w:t>
-      </w:r>
-      <w:r>
-        <w:rPr>
-          <w:rFonts w:ascii="Arial" w:hAnsi="Arial" w:cs="Arial"/>
-          <w:sz w:val="18"/>
-          <w:szCs w:val="18"/>
-        </w:rPr>
-        <w:t xml:space="preserve">ANTERIORIDAD  A LA FIRMA DEL PRESENTE DOCUMENTO. </w:t>
+          <w:b/>
+          <w:bCs/>
+          <w:sz w:val="18"/>
+          <w:szCs w:val="18"/>
+        </w:rPr>
+        <w:t>100 DOLARES AMERICANOS)</w:t>
+      </w:r>
+      <w:r>
+        <w:rPr>
+          <w:rFonts w:ascii="Arial" w:hAnsi="Arial" w:cs="Arial"/>
+          <w:sz w:val="18"/>
+          <w:szCs w:val="18"/>
+        </w:rPr>
+        <w:t xml:space="preserve">, HAN SIDO CANCELADOS CON RECURSOS PROPIOS DE «COMPRADOR» EN EL CUAL SE INCLUYE LA SUMA ENTREGADA POR «COMPRADOR» A TITULO DE ARRAS AL MOMENTO DE LA CELEBRACION DEL CONTRATO PRIVADO DE PROMESA DE VENTA, DESCRITO EN LA CLAUSULA SEGUNDA, Y QUE LAS PARTES ACUERDAN QUE SEAN IMPUTADAS COMO PAGO DEL PRECIO DE VENTA. </w:t>
       </w:r>
     </w:p>
     <w:p>
@@ -1758,249 +1391,44 @@
           <w:sz w:val="18"/>
           <w:szCs w:val="18"/>
         </w:rPr>
-        <w:t xml:space="preserve">3.2.- </w:t>
-      </w:r>
-      <w:r>
-        <w:rPr>
-          <w:rFonts w:ascii="Arial" w:hAnsi="Arial" w:cs="Arial"/>
-          <w:sz w:val="18"/>
-          <w:szCs w:val="18"/>
-        </w:rPr>
-        <w:t xml:space="preserve">EL IMPORTE DE </w:t>
-      </w:r>
-      <w:r>
-        <w:rPr>
-          <w:rFonts w:ascii="Arial" w:hAnsi="Arial" w:cs="Arial"/>
-          <w:b/>
-          <w:bCs/>
-          <w:sz w:val="18"/>
-          <w:szCs w:val="18"/>
-        </w:rPr>
-        <w:t>US$«_</w:t>
+        <w:t xml:space="preserve">3.3- EL SALDO POR LA SUMA DE </w:t>
+      </w:r>
+      <w:r>
+        <w:rPr>
+          <w:rFonts w:ascii="Arial" w:hAnsi="Arial" w:cs="Arial"/>
+          <w:b/>
+          <w:sz w:val="18"/>
+          <w:szCs w:val="18"/>
+        </w:rPr>
+        <w:t>US$«SALDO» («SALDO_TEXTO» Y «SALDO_</w:t>
       </w:r>
       <w:proofErr w:type="gramStart"/>
       <w:r>
         <w:rPr>
           <w:rFonts w:ascii="Arial" w:hAnsi="Arial" w:cs="Arial"/>
           <w:b/>
-          <w:bCs/>
-          <w:sz w:val="18"/>
-          <w:szCs w:val="18"/>
-        </w:rPr>
-        <w:t>PAGO»(</w:t>
+          <w:sz w:val="18"/>
+          <w:szCs w:val="18"/>
+        </w:rPr>
+        <w:t>DECIMAL»/</w:t>
       </w:r>
       <w:proofErr w:type="gramEnd"/>
       <w:r>
         <w:rPr>
           <w:rFonts w:ascii="Arial" w:hAnsi="Arial" w:cs="Arial"/>
           <w:b/>
-          <w:bCs/>
-          <w:sz w:val="18"/>
-          <w:szCs w:val="18"/>
-        </w:rPr>
-        <w:t>«_PAGO_TEXTO» Y «_PAGO_DECIMAL»/100 DOLARES AMERICANOS)</w:t>
-      </w:r>
-      <w:r>
-        <w:rPr>
-          <w:rFonts w:ascii="Arial" w:hAnsi="Arial" w:cs="Arial"/>
-          <w:sz w:val="18"/>
-          <w:szCs w:val="18"/>
-        </w:rPr>
-        <w:t xml:space="preserve">, HAN SIDO CANCELADOS </w:t>
-      </w:r>
-      <w:r>
-        <w:rPr>
-          <w:rFonts w:ascii="Arial" w:hAnsi="Arial" w:cs="Arial"/>
-          <w:sz w:val="18"/>
-          <w:szCs w:val="18"/>
-        </w:rPr>
-        <w:t xml:space="preserve">CON RECURSOS PROPIOS DE </w:t>
-      </w:r>
-      <w:r>
-        <w:rPr>
-          <w:rFonts w:ascii="Arial" w:hAnsi="Arial" w:cs="Arial"/>
-          <w:sz w:val="18"/>
-          <w:szCs w:val="18"/>
-        </w:rPr>
-        <w:t>LOS COMPRADORES</w:t>
-      </w:r>
-      <w:r>
-        <w:rPr>
-          <w:rFonts w:ascii="Arial" w:hAnsi="Arial" w:cs="Arial"/>
-          <w:sz w:val="18"/>
-          <w:szCs w:val="18"/>
-        </w:rPr>
-        <w:t xml:space="preserve"> </w:t>
-      </w:r>
-      <w:r>
-        <w:rPr>
-          <w:rFonts w:ascii="Arial" w:hAnsi="Arial" w:cs="Arial"/>
-          <w:sz w:val="18"/>
-          <w:szCs w:val="18"/>
-        </w:rPr>
-        <w:t xml:space="preserve">EN EL CUAL SE INCLUYE LA SUMA ENTREGADA POR </w:t>
-      </w:r>
-      <w:r>
-        <w:rPr>
-          <w:rFonts w:ascii="Arial" w:hAnsi="Arial" w:cs="Arial"/>
-          <w:sz w:val="18"/>
-          <w:szCs w:val="18"/>
-        </w:rPr>
-        <w:t>LOS COMPRADORES</w:t>
-      </w:r>
-      <w:r>
-        <w:rPr>
-          <w:rFonts w:ascii="Arial" w:hAnsi="Arial" w:cs="Arial"/>
-          <w:sz w:val="18"/>
-          <w:szCs w:val="18"/>
-        </w:rPr>
-        <w:t xml:space="preserve"> A TITULO DE ARRAS AL MOMENTO DE LA CELEBRACION DEL CONTRATO PRIVADO DE PROMESA DE VENTA, DESCRITO EN LA CLAUSULA SEGUNDA, Y QUE LAS PARTES ACUERDAN QUE SEAN IMPUTADAS COMO PAGO DEL PRECIO DE VENTA. </w:t>
-      </w:r>
-    </w:p>
-    <w:p>
-      <w:pPr>
-        <w:pStyle w:val="NormalWeb"/>
-        <w:spacing w:before="0" w:beforeAutospacing="0" w:after="0" w:afterAutospacing="0" w:line="324" w:lineRule="auto"/>
-        <w:jc w:val="both"/>
-        <w:rPr>
-          <w:rFonts w:ascii="Arial" w:hAnsi="Arial" w:cs="Arial"/>
-          <w:sz w:val="18"/>
-          <w:szCs w:val="18"/>
-        </w:rPr>
-      </w:pPr>
-      <w:r>
-        <w:rPr>
-          <w:rFonts w:ascii="Arial" w:hAnsi="Arial" w:cs="Arial"/>
-          <w:sz w:val="18"/>
-          <w:szCs w:val="18"/>
-        </w:rPr>
-        <w:t xml:space="preserve">3.2- EL SALDO POR LA SUMA DE </w:t>
-      </w:r>
-      <w:r>
-        <w:rPr>
-          <w:rFonts w:ascii="Arial" w:hAnsi="Arial" w:cs="Arial"/>
-          <w:b/>
-          <w:sz w:val="18"/>
-          <w:szCs w:val="18"/>
-        </w:rPr>
-        <w:t>US$«_</w:t>
-      </w:r>
-      <w:proofErr w:type="gramStart"/>
-      <w:r>
-        <w:rPr>
-          <w:rFonts w:ascii="Arial" w:hAnsi="Arial" w:cs="Arial"/>
-          <w:b/>
-          <w:sz w:val="18"/>
-          <w:szCs w:val="18"/>
-        </w:rPr>
-        <w:t>SALDO»(</w:t>
-      </w:r>
-      <w:proofErr w:type="gramEnd"/>
-      <w:r>
-        <w:rPr>
-          <w:rFonts w:ascii="Arial" w:hAnsi="Arial" w:cs="Arial"/>
-          <w:b/>
-          <w:sz w:val="18"/>
-          <w:szCs w:val="18"/>
-        </w:rPr>
-        <w:t>«_SALDO_TEXTO» Y «_SALDO_DECIMAL»/100 DOLARES AMERICANOS</w:t>
-      </w:r>
-      <w:r>
-        <w:rPr>
-          <w:rFonts w:ascii="Arial" w:hAnsi="Arial" w:cs="Arial"/>
-          <w:b/>
-          <w:sz w:val="18"/>
-          <w:szCs w:val="18"/>
-        </w:rPr>
-        <w:t>)</w:t>
-      </w:r>
-      <w:r>
-        <w:rPr>
-          <w:rFonts w:ascii="Arial" w:hAnsi="Arial" w:cs="Arial"/>
-          <w:sz w:val="18"/>
-          <w:szCs w:val="18"/>
-        </w:rPr>
-        <w:t xml:space="preserve"> </w:t>
-      </w:r>
-      <w:r>
-        <w:rPr>
-          <w:rFonts w:ascii="Arial" w:hAnsi="Arial" w:cs="Arial"/>
-          <w:sz w:val="18"/>
-          <w:szCs w:val="18"/>
-        </w:rPr>
-        <w:t xml:space="preserve">SERAN CANCELADOS MEDIANTE DEPÓSITO BANCARIO, TRANSFERENCIA INTERBANCARIA, O CHEQUE DE GERENCIA, A FAVOR DE </w:t>
-      </w:r>
-      <w:r>
-        <w:rPr>
-          <w:rFonts w:ascii="Arial" w:hAnsi="Arial" w:cs="Arial"/>
-          <w:sz w:val="18"/>
-          <w:szCs w:val="18"/>
-        </w:rPr>
-        <w:t>LA VENDEDORA</w:t>
-      </w:r>
-      <w:r>
-        <w:rPr>
-          <w:rFonts w:ascii="Arial" w:hAnsi="Arial" w:cs="Arial"/>
-          <w:sz w:val="18"/>
-          <w:szCs w:val="18"/>
-        </w:rPr>
-        <w:t>,</w:t>
-      </w:r>
-      <w:r>
-        <w:rPr>
-          <w:rFonts w:ascii="Arial" w:hAnsi="Arial" w:cs="Arial"/>
-          <w:sz w:val="18"/>
-          <w:szCs w:val="18"/>
-        </w:rPr>
-        <w:t xml:space="preserve"> </w:t>
-      </w:r>
-      <w:r>
-        <w:rPr>
-          <w:rFonts w:ascii="Arial" w:hAnsi="Arial" w:cs="Arial"/>
-          <w:sz w:val="18"/>
-          <w:szCs w:val="18"/>
-        </w:rPr>
-        <w:t>EN EL LAPSO DE «PLAZO» («PLAZO_TEXTO») «DIA/MES»</w:t>
-      </w:r>
-      <w:r>
-        <w:rPr>
-          <w:rFonts w:ascii="Arial" w:hAnsi="Arial" w:cs="Arial"/>
-          <w:sz w:val="18"/>
-          <w:szCs w:val="18"/>
-        </w:rPr>
-        <w:t xml:space="preserve">, SIENDO LA SOLA FIRMA POR PARTE DE LA VENDEDORA EN </w:t>
-      </w:r>
-      <w:r>
-        <w:rPr>
-          <w:rFonts w:ascii="Arial" w:hAnsi="Arial" w:cs="Arial"/>
-          <w:sz w:val="18"/>
-          <w:szCs w:val="18"/>
-        </w:rPr>
-        <w:t>LA ESCRITURA PUBLICA QUE DE ORIGEN LA PRESENTE MINUTA DE COMPRAVENTA</w:t>
-      </w:r>
-      <w:r>
-        <w:rPr>
-          <w:rFonts w:ascii="Arial" w:hAnsi="Arial" w:cs="Arial"/>
-          <w:sz w:val="18"/>
-          <w:szCs w:val="18"/>
-        </w:rPr>
-        <w:t xml:space="preserve"> CONSTANCIA SUFICIENTE DE SU CANCELACION TOTAL DEL PRECIO DE VENTA</w:t>
-      </w:r>
-      <w:r>
-        <w:rPr>
-          <w:rFonts w:ascii="Arial" w:hAnsi="Arial" w:cs="Arial"/>
-          <w:sz w:val="18"/>
-          <w:szCs w:val="18"/>
-        </w:rPr>
-        <w:t>.</w:t>
-      </w:r>
-      <w:r>
-        <w:rPr>
-          <w:rFonts w:ascii="Arial" w:hAnsi="Arial" w:cs="Arial"/>
-          <w:sz w:val="18"/>
-          <w:szCs w:val="18"/>
-        </w:rPr>
-        <w:t xml:space="preserve"> </w:t>
+          <w:sz w:val="18"/>
+          <w:szCs w:val="18"/>
+        </w:rPr>
+        <w:t>100 DOLARES AMERICANOS)</w:t>
+      </w:r>
+      <w:r>
+        <w:rPr>
+          <w:rFonts w:ascii="Arial" w:hAnsi="Arial" w:cs="Arial"/>
+          <w:sz w:val="18"/>
+          <w:szCs w:val="18"/>
+        </w:rPr>
+        <w:t xml:space="preserve"> SERAN CANCELADOS MEDIANTE DEPÓSITO BANCARIO, TRANSFERENCIA INTERBANCARIA, O CHEQUE DE GERENCIA, A FAVOR DE LA VENDEDORA, EN EL LAPSO DE «PLAZO» («PLAZO_TEXTO») MESES, SIENDO LA SOLA FIRMA POR PARTE DE LA VENDEDORA EN LA ESCRITURA PUBLICA QUE DE ORIGEN LA PRESENTE MINUTA DE COMPRAVENTA CONSTANCIA SUFICIENTE DE SU CANCELACION TOTAL DEL PRECIO DE VENTA. </w:t>
       </w:r>
     </w:p>
     <w:p>
@@ -2133,7 +1561,7 @@
           <w:sz w:val="18"/>
           <w:szCs w:val="18"/>
         </w:rPr>
-        <w:t>LOS COMPRADORES</w:t>
+        <w:t>«COMPRADOR»</w:t>
       </w:r>
       <w:r>
         <w:rPr>
@@ -2170,7 +1598,7 @@
           <w:sz w:val="18"/>
           <w:szCs w:val="18"/>
         </w:rPr>
-        <w:t>LOS COMPRADORES</w:t>
+        <w:t>«COMPRADOR»</w:t>
       </w:r>
       <w:r>
         <w:rPr>
@@ -2240,7 +1668,7 @@
           <w:sz w:val="18"/>
           <w:szCs w:val="18"/>
         </w:rPr>
-        <w:t>LOS COMPRADORES</w:t>
+        <w:t>«COMPRADOR»</w:t>
       </w:r>
       <w:r>
         <w:rPr>
@@ -2371,7 +1799,25 @@
           <w:sz w:val="18"/>
           <w:szCs w:val="18"/>
         </w:rPr>
-        <w:t xml:space="preserve">SE COMPROMETE A REALIZAR LA EJECUCION DE LA RESIDENCIAL LOS LAURELES DE CASTILLA, ASI COMO LA INSTALACION DE LOS SERVICIOS BASICOS COMO ELECTRIFICACIÓN, AGUA Y ALCANTARILLADO EN CADA UNIDAD INDEPENDIZADA; POR TANTO LA EMPRESA SE OBLIGA A LO SIGUIENTE: </w:t>
+        <w:t>SE COMPROMETE A REALIZAR LA EJECUCION DE LA RESIDENCIAL LOS LAURELES DE CASTILLA, ASI COMO LA INSTALACION DE LOS SERVICIOS BASICOS COMO ELECTRIFICACIÓN, AGUA Y ALCANTARILLAD</w:t>
+      </w:r>
+      <w:r>
+        <w:rPr>
+          <w:rFonts w:ascii="Arial" w:hAnsi="Arial" w:cs="Arial"/>
+          <w:bCs/>
+          <w:sz w:val="18"/>
+          <w:szCs w:val="18"/>
+        </w:rPr>
+        <w:t>O</w:t>
+      </w:r>
+      <w:r>
+        <w:rPr>
+          <w:rFonts w:ascii="Arial" w:hAnsi="Arial" w:cs="Arial"/>
+          <w:bCs/>
+          <w:sz w:val="18"/>
+          <w:szCs w:val="18"/>
+        </w:rPr>
+        <w:t xml:space="preserve">; POR TANTO LA EMPRESA SE OBLIGA A LO SIGUIENTE: </w:t>
       </w:r>
     </w:p>
     <w:p>
@@ -2434,7 +1880,6 @@
           <w:sz w:val="18"/>
           <w:szCs w:val="18"/>
         </w:rPr>
-        <w:lastRenderedPageBreak/>
         <w:t>-</w:t>
       </w:r>
       <w:r>
@@ -2534,6 +1979,7 @@
           <w:sz w:val="18"/>
           <w:szCs w:val="18"/>
         </w:rPr>
+        <w:lastRenderedPageBreak/>
         <w:t xml:space="preserve">- COLOCACION Y HABILITACION DE POSTES DE ALUMBRADO PUBLICO. </w:t>
       </w:r>
     </w:p>
@@ -2777,7 +2223,7 @@
           <w:sz w:val="18"/>
           <w:szCs w:val="18"/>
         </w:rPr>
-        <w:t>LOS COMPRADORES</w:t>
+        <w:t>«COMPRADOR»</w:t>
       </w:r>
       <w:r>
         <w:rPr>
@@ -2819,7 +2265,17 @@
           <w:sz w:val="18"/>
           <w:szCs w:val="18"/>
         </w:rPr>
-        <w:t xml:space="preserve">20 (VEINTE) </w:t>
+        <w:t>«ENTREGA» («ENTREGA_TEXTO»)</w:t>
+      </w:r>
+      <w:r>
+        <w:rPr>
+          <w:rFonts w:ascii="Arial" w:hAnsi="Arial" w:cs="Arial"/>
+          <w:b/>
+          <w:bCs/>
+          <w:sz w:val="18"/>
+          <w:szCs w:val="18"/>
+        </w:rPr>
+        <w:t xml:space="preserve"> </w:t>
       </w:r>
       <w:r>
         <w:rPr>
@@ -2953,7 +2409,7 @@
           <w:sz w:val="18"/>
           <w:szCs w:val="18"/>
         </w:rPr>
-        <w:t>LOS COMPRADORES</w:t>
+        <w:t>«COMPRADOR»</w:t>
       </w:r>
       <w:r>
         <w:rPr>
@@ -3357,7 +2813,7 @@
           <w:sz w:val="18"/>
           <w:szCs w:val="18"/>
         </w:rPr>
-        <w:t>LOS COMPRADORES</w:t>
+        <w:t>«COMPRADOR»</w:t>
       </w:r>
       <w:r>
         <w:rPr>
@@ -3425,7 +2881,7 @@
           <w:sz w:val="18"/>
           <w:szCs w:val="18"/>
         </w:rPr>
-        <w:t>LOS COMPRADORES</w:t>
+        <w:t>«COMPRADOR»</w:t>
       </w:r>
       <w:r>
         <w:rPr>
@@ -3497,7 +2953,6 @@
           <w:sz w:val="18"/>
           <w:szCs w:val="18"/>
         </w:rPr>
-        <w:lastRenderedPageBreak/>
         <w:t>10</w:t>
       </w:r>
       <w:r>
@@ -3566,6 +3021,7 @@
           <w:sz w:val="18"/>
           <w:szCs w:val="18"/>
         </w:rPr>
+        <w:lastRenderedPageBreak/>
         <w:t>10</w:t>
       </w:r>
       <w:r>
@@ -3640,7 +3096,7 @@
           <w:sz w:val="18"/>
           <w:szCs w:val="18"/>
         </w:rPr>
-        <w:t>LOS COMPRADORES</w:t>
+        <w:t>«COMPRADOR»</w:t>
       </w:r>
       <w:r>
         <w:rPr>
@@ -3813,39 +3269,17 @@
           <w:szCs w:val="18"/>
         </w:rPr>
       </w:pPr>
-      <w:r>
-        <w:rPr>
-          <w:rFonts w:ascii="Arial" w:hAnsi="Arial" w:cs="Arial"/>
-          <w:sz w:val="18"/>
-          <w:szCs w:val="18"/>
-        </w:rPr>
-        <w:t>TRUJILLO,</w:t>
-      </w:r>
-      <w:r>
-        <w:rPr>
-          <w:rFonts w:ascii="Arial" w:hAnsi="Arial" w:cs="Arial"/>
-          <w:sz w:val="18"/>
-          <w:szCs w:val="18"/>
-        </w:rPr>
-        <w:t xml:space="preserve"> </w:t>
-      </w:r>
-      <w:r>
-        <w:rPr>
-          <w:rFonts w:ascii="Arial" w:hAnsi="Arial" w:cs="Arial"/>
-          <w:sz w:val="18"/>
-          <w:szCs w:val="18"/>
-        </w:rPr>
-        <w:t>«FECHA_TEXTO»</w:t>
-      </w:r>
-      <w:r>
-        <w:rPr>
-          <w:rFonts w:ascii="Arial" w:hAnsi="Arial" w:cs="Arial"/>
-          <w:sz w:val="18"/>
-          <w:szCs w:val="18"/>
-        </w:rPr>
-        <w:t xml:space="preserve">. </w:t>
-      </w:r>
-    </w:p>
+      <w:bookmarkStart w:id="1" w:name="_Hlk224335943"/>
+      <w:r>
+        <w:rPr>
+          <w:rFonts w:ascii="Arial" w:hAnsi="Arial" w:cs="Arial"/>
+          <w:sz w:val="18"/>
+          <w:szCs w:val="18"/>
+        </w:rPr>
+        <w:t>TRUJILLO, «FECHA».</w:t>
+      </w:r>
+    </w:p>
+    <w:bookmarkEnd w:id="1"/>
     <w:p>
       <w:pPr>
         <w:pStyle w:val="NormalWeb"/>
@@ -3886,34 +3320,6 @@
           <w:szCs w:val="18"/>
         </w:rPr>
       </w:pPr>
-      <w:r>
-        <w:rPr>
-          <w:rFonts w:ascii="Arial" w:hAnsi="Arial" w:cs="Arial"/>
-          <w:b/>
-          <w:bCs/>
-          <w:sz w:val="18"/>
-          <w:szCs w:val="18"/>
-        </w:rPr>
-        <w:t xml:space="preserve"> </w:t>
-      </w:r>
-    </w:p>
-    <w:p>
-      <w:pPr>
-        <w:widowControl w:val="0"/>
-        <w:autoSpaceDE w:val="0"/>
-        <w:autoSpaceDN w:val="0"/>
-        <w:adjustRightInd w:val="0"/>
-        <w:spacing w:line="324" w:lineRule="auto"/>
-        <w:ind w:left="709"/>
-        <w:jc w:val="both"/>
-        <w:rPr>
-          <w:rFonts w:ascii="Arial" w:hAnsi="Arial" w:cs="Arial"/>
-          <w:b/>
-          <w:bCs/>
-          <w:sz w:val="18"/>
-          <w:szCs w:val="18"/>
-        </w:rPr>
-      </w:pPr>
     </w:p>
     <w:p>
       <w:pPr>
@@ -3973,84 +3379,292 @@
         <w:autoSpaceDN w:val="0"/>
         <w:adjustRightInd w:val="0"/>
         <w:spacing w:line="324" w:lineRule="auto"/>
-        <w:jc w:val="both"/>
-        <w:rPr>
-          <w:rFonts w:ascii="Arial" w:hAnsi="Arial" w:cs="Arial"/>
-          <w:b/>
-          <w:bCs/>
-          <w:sz w:val="18"/>
-          <w:szCs w:val="18"/>
-        </w:rPr>
-      </w:pPr>
-      <w:r>
-        <w:rPr>
-          <w:rFonts w:ascii="Arial" w:hAnsi="Arial" w:cs="Arial"/>
-          <w:b/>
-          <w:bCs/>
-          <w:sz w:val="18"/>
-          <w:szCs w:val="18"/>
-        </w:rPr>
-        <w:t>________________________________</w:t>
-      </w:r>
-      <w:r>
-        <w:rPr>
-          <w:rFonts w:ascii="Arial" w:hAnsi="Arial" w:cs="Arial"/>
-          <w:b/>
-          <w:bCs/>
-          <w:sz w:val="18"/>
-          <w:szCs w:val="18"/>
-        </w:rPr>
-        <w:t>______</w:t>
-      </w:r>
-      <w:r>
-        <w:rPr>
-          <w:rFonts w:ascii="Arial" w:hAnsi="Arial" w:cs="Arial"/>
-          <w:b/>
-          <w:bCs/>
-          <w:sz w:val="18"/>
-          <w:szCs w:val="18"/>
-        </w:rPr>
-        <w:t xml:space="preserve">                             </w:t>
-      </w:r>
-      <w:r>
-        <w:rPr>
-          <w:rFonts w:ascii="Arial" w:hAnsi="Arial" w:cs="Arial"/>
-          <w:b/>
-          <w:bCs/>
-          <w:sz w:val="18"/>
-          <w:szCs w:val="18"/>
-        </w:rPr>
-        <w:t xml:space="preserve">      </w:t>
-      </w:r>
-      <w:r>
-        <w:rPr>
-          <w:rFonts w:ascii="Arial" w:hAnsi="Arial" w:cs="Arial"/>
-          <w:b/>
-          <w:bCs/>
-          <w:sz w:val="18"/>
-          <w:szCs w:val="18"/>
-        </w:rPr>
-        <w:t>_</w:t>
-      </w:r>
-      <w:r>
-        <w:rPr>
-          <w:rFonts w:ascii="Arial" w:hAnsi="Arial" w:cs="Arial"/>
-          <w:b/>
-          <w:bCs/>
-          <w:sz w:val="18"/>
-          <w:szCs w:val="18"/>
-        </w:rPr>
-        <w:t>_______</w:t>
-      </w:r>
-      <w:r>
-        <w:rPr>
-          <w:rFonts w:ascii="Arial" w:hAnsi="Arial" w:cs="Arial"/>
-          <w:b/>
-          <w:bCs/>
-          <w:sz w:val="18"/>
-          <w:szCs w:val="18"/>
-        </w:rPr>
-        <w:t>________________________</w:t>
+        <w:jc w:val="center"/>
+        <w:rPr>
+          <w:rFonts w:ascii="Arial" w:hAnsi="Arial" w:cs="Arial"/>
+          <w:b/>
+          <w:bCs/>
+          <w:sz w:val="18"/>
+          <w:szCs w:val="18"/>
+        </w:rPr>
+        <w:sectPr>
+          <w:pgSz w:w="11906" w:h="16838"/>
+          <w:pgMar w:top="2835" w:right="737" w:bottom="567" w:left="2381" w:header="709" w:footer="709" w:gutter="0"/>
+          <w:cols w:space="708"/>
+          <w:docGrid w:linePitch="360"/>
+        </w:sectPr>
+      </w:pPr>
+    </w:p>
+    <w:p>
+      <w:pPr>
+        <w:widowControl w:val="0"/>
+        <w:autoSpaceDE w:val="0"/>
+        <w:autoSpaceDN w:val="0"/>
+        <w:adjustRightInd w:val="0"/>
+        <w:spacing w:line="324" w:lineRule="auto"/>
+        <w:jc w:val="center"/>
+        <w:rPr>
+          <w:rFonts w:ascii="Arial" w:hAnsi="Arial" w:cs="Arial"/>
+          <w:b/>
+          <w:bCs/>
+          <w:sz w:val="18"/>
+          <w:szCs w:val="18"/>
+        </w:rPr>
+      </w:pPr>
+      <w:r>
+        <w:rPr>
+          <w:rFonts w:ascii="Arial" w:hAnsi="Arial" w:cs="Arial"/>
+          <w:b/>
+          <w:bCs/>
+          <w:sz w:val="18"/>
+          <w:szCs w:val="18"/>
+        </w:rPr>
+        <w:t>______________________________________</w:t>
+      </w:r>
+    </w:p>
+    <w:p>
+      <w:pPr>
+        <w:widowControl w:val="0"/>
+        <w:autoSpaceDE w:val="0"/>
+        <w:autoSpaceDN w:val="0"/>
+        <w:adjustRightInd w:val="0"/>
+        <w:spacing w:line="324" w:lineRule="auto"/>
+        <w:jc w:val="center"/>
+        <w:rPr>
+          <w:rFonts w:ascii="Arial" w:eastAsia="Arial Unicode MS" w:hAnsi="Arial" w:cs="Arial"/>
+          <w:b/>
+          <w:bCs/>
+          <w:sz w:val="18"/>
+          <w:szCs w:val="18"/>
+          <w:lang w:val="pt-BR"/>
+        </w:rPr>
+      </w:pPr>
+      <w:r>
+        <w:rPr>
+          <w:rFonts w:ascii="Arial" w:eastAsia="Arial Unicode MS" w:hAnsi="Arial" w:cs="Arial"/>
+          <w:b/>
+          <w:bCs/>
+          <w:sz w:val="18"/>
+          <w:szCs w:val="18"/>
+          <w:lang w:val="pt-BR"/>
+        </w:rPr>
+        <w:t>ILICH ALEXANDER MERCEDES VALVERDE</w:t>
+      </w:r>
+    </w:p>
+    <w:p>
+      <w:pPr>
+        <w:widowControl w:val="0"/>
+        <w:autoSpaceDE w:val="0"/>
+        <w:autoSpaceDN w:val="0"/>
+        <w:adjustRightInd w:val="0"/>
+        <w:spacing w:line="324" w:lineRule="auto"/>
+        <w:jc w:val="center"/>
+        <w:rPr>
+          <w:rFonts w:ascii="Arial" w:hAnsi="Arial" w:cs="Arial"/>
+          <w:b/>
+          <w:bCs/>
+          <w:sz w:val="18"/>
+          <w:szCs w:val="18"/>
+        </w:rPr>
+      </w:pPr>
+    </w:p>
+    <w:p>
+      <w:pPr>
+        <w:widowControl w:val="0"/>
+        <w:autoSpaceDE w:val="0"/>
+        <w:autoSpaceDN w:val="0"/>
+        <w:adjustRightInd w:val="0"/>
+        <w:spacing w:line="324" w:lineRule="auto"/>
+        <w:jc w:val="center"/>
+        <w:rPr>
+          <w:rFonts w:ascii="Arial" w:hAnsi="Arial" w:cs="Arial"/>
+          <w:b/>
+          <w:bCs/>
+          <w:sz w:val="18"/>
+          <w:szCs w:val="18"/>
+        </w:rPr>
+      </w:pPr>
+    </w:p>
+    <w:p>
+      <w:pPr>
+        <w:widowControl w:val="0"/>
+        <w:autoSpaceDE w:val="0"/>
+        <w:autoSpaceDN w:val="0"/>
+        <w:adjustRightInd w:val="0"/>
+        <w:spacing w:line="324" w:lineRule="auto"/>
+        <w:jc w:val="center"/>
+        <w:rPr>
+          <w:rFonts w:ascii="Arial" w:hAnsi="Arial" w:cs="Arial"/>
+          <w:b/>
+          <w:bCs/>
+          <w:sz w:val="18"/>
+          <w:szCs w:val="18"/>
+        </w:rPr>
+      </w:pPr>
+    </w:p>
+    <w:p>
+      <w:pPr>
+        <w:widowControl w:val="0"/>
+        <w:autoSpaceDE w:val="0"/>
+        <w:autoSpaceDN w:val="0"/>
+        <w:adjustRightInd w:val="0"/>
+        <w:spacing w:line="324" w:lineRule="auto"/>
+        <w:jc w:val="center"/>
+        <w:rPr>
+          <w:rFonts w:ascii="Arial" w:hAnsi="Arial" w:cs="Arial"/>
+          <w:b/>
+          <w:bCs/>
+          <w:sz w:val="18"/>
+          <w:szCs w:val="18"/>
+        </w:rPr>
+      </w:pPr>
+    </w:p>
+    <w:p>
+      <w:pPr>
+        <w:widowControl w:val="0"/>
+        <w:autoSpaceDE w:val="0"/>
+        <w:autoSpaceDN w:val="0"/>
+        <w:adjustRightInd w:val="0"/>
+        <w:spacing w:line="324" w:lineRule="auto"/>
+        <w:jc w:val="center"/>
+        <w:rPr>
+          <w:rFonts w:ascii="Arial" w:hAnsi="Arial" w:cs="Arial"/>
+          <w:b/>
+          <w:bCs/>
+          <w:sz w:val="18"/>
+          <w:szCs w:val="18"/>
+        </w:rPr>
+      </w:pPr>
+    </w:p>
+    <w:p>
+      <w:pPr>
+        <w:widowControl w:val="0"/>
+        <w:autoSpaceDE w:val="0"/>
+        <w:autoSpaceDN w:val="0"/>
+        <w:adjustRightInd w:val="0"/>
+        <w:spacing w:line="324" w:lineRule="auto"/>
+        <w:jc w:val="center"/>
+        <w:rPr>
+          <w:rFonts w:ascii="Arial" w:hAnsi="Arial" w:cs="Arial"/>
+          <w:b/>
+          <w:bCs/>
+          <w:sz w:val="18"/>
+          <w:szCs w:val="18"/>
+        </w:rPr>
+      </w:pPr>
+    </w:p>
+    <w:p>
+      <w:pPr>
+        <w:widowControl w:val="0"/>
+        <w:autoSpaceDE w:val="0"/>
+        <w:autoSpaceDN w:val="0"/>
+        <w:adjustRightInd w:val="0"/>
+        <w:spacing w:line="324" w:lineRule="auto"/>
+        <w:jc w:val="center"/>
+        <w:rPr>
+          <w:rFonts w:ascii="Arial" w:eastAsia="Arial Unicode MS" w:hAnsi="Arial" w:cs="Arial"/>
+          <w:b/>
+          <w:bCs/>
+          <w:sz w:val="18"/>
+          <w:szCs w:val="18"/>
+          <w:lang w:val="pt-BR"/>
+        </w:rPr>
+      </w:pPr>
+      <w:r>
+        <w:rPr>
+          <w:rFonts w:ascii="Arial" w:hAnsi="Arial" w:cs="Arial"/>
+          <w:b/>
+          <w:bCs/>
+          <w:sz w:val="18"/>
+          <w:szCs w:val="18"/>
+        </w:rPr>
+        <w:t>____________________________________</w:t>
+      </w:r>
+    </w:p>
+    <w:p>
+      <w:pPr>
+        <w:widowControl w:val="0"/>
+        <w:autoSpaceDE w:val="0"/>
+        <w:autoSpaceDN w:val="0"/>
+        <w:adjustRightInd w:val="0"/>
+        <w:spacing w:line="324" w:lineRule="auto"/>
+        <w:jc w:val="center"/>
+        <w:rPr>
+          <w:rFonts w:ascii="Arial" w:eastAsia="Arial Unicode MS" w:hAnsi="Arial" w:cs="Arial"/>
+          <w:b/>
+          <w:bCs/>
+          <w:sz w:val="18"/>
+          <w:szCs w:val="18"/>
+          <w:lang w:val="pt-BR"/>
+        </w:rPr>
+      </w:pPr>
+      <w:r>
+        <w:rPr>
+          <w:rFonts w:ascii="Arial" w:hAnsi="Arial" w:cs="Arial"/>
+          <w:b/>
+          <w:bCs/>
+          <w:sz w:val="18"/>
+          <w:szCs w:val="18"/>
+          <w:lang w:val="es-ES_tradnl"/>
+        </w:rPr>
+        <w:t>«COPROP»</w:t>
+      </w:r>
+    </w:p>
+    <w:p>
+      <w:pPr>
+        <w:widowControl w:val="0"/>
+        <w:autoSpaceDE w:val="0"/>
+        <w:autoSpaceDN w:val="0"/>
+        <w:adjustRightInd w:val="0"/>
+        <w:spacing w:line="324" w:lineRule="auto"/>
+        <w:jc w:val="center"/>
+        <w:rPr>
+          <w:rFonts w:ascii="Arial" w:eastAsia="Arial Unicode MS" w:hAnsi="Arial" w:cs="Arial"/>
+          <w:b/>
+          <w:bCs/>
+          <w:sz w:val="18"/>
+          <w:szCs w:val="18"/>
+          <w:lang w:val="pt-BR"/>
+        </w:rPr>
+      </w:pPr>
+      <w:r>
+        <w:rPr>
+          <w:rFonts w:ascii="Arial" w:hAnsi="Arial" w:cs="Arial"/>
+          <w:b/>
+          <w:bCs/>
+          <w:sz w:val="18"/>
+          <w:szCs w:val="18"/>
+        </w:rPr>
+        <w:t>______________________________________</w:t>
+      </w:r>
+    </w:p>
+    <w:p>
+      <w:pPr>
+        <w:widowControl w:val="0"/>
+        <w:autoSpaceDE w:val="0"/>
+        <w:autoSpaceDN w:val="0"/>
+        <w:adjustRightInd w:val="0"/>
+        <w:spacing w:line="324" w:lineRule="auto"/>
+        <w:jc w:val="center"/>
+        <w:rPr>
+          <w:rFonts w:ascii="Arial" w:eastAsia="Arial Unicode MS" w:hAnsi="Arial" w:cs="Arial"/>
+          <w:b/>
+          <w:bCs/>
+          <w:sz w:val="18"/>
+          <w:szCs w:val="18"/>
+          <w:lang w:val="pt-BR"/>
+        </w:rPr>
+      </w:pPr>
+      <w:r>
+        <w:rPr>
+          <w:rFonts w:ascii="Arial" w:hAnsi="Arial" w:cs="Arial"/>
+          <w:b/>
+          <w:bCs/>
+          <w:sz w:val="18"/>
+          <w:szCs w:val="18"/>
+          <w:lang w:val="es-ES_tradnl"/>
+        </w:rPr>
+        <w:t>«TITULAR»</w:t>
       </w:r>
     </w:p>
     <w:p>
@@ -4070,61 +3684,6 @@
           <w:lang w:val="pt-BR"/>
         </w:rPr>
       </w:pPr>
-      <w:r>
-        <w:rPr>
-          <w:rFonts w:ascii="Arial" w:eastAsia="Arial Unicode MS" w:hAnsi="Arial" w:cs="Arial"/>
-          <w:b/>
-          <w:bCs/>
-          <w:sz w:val="18"/>
-          <w:szCs w:val="18"/>
-          <w:lang w:val="pt-BR"/>
-        </w:rPr>
-        <w:t>ILICH ALEXANDER MERCEDES VALVERDE</w:t>
-      </w:r>
-      <w:r>
-        <w:rPr>
-          <w:rFonts w:ascii="Arial" w:eastAsia="Arial Unicode MS" w:hAnsi="Arial" w:cs="Arial"/>
-          <w:b/>
-          <w:bCs/>
-          <w:sz w:val="18"/>
-          <w:szCs w:val="18"/>
-          <w:lang w:val="pt-BR"/>
-        </w:rPr>
-        <w:t xml:space="preserve">                    </w:t>
-      </w:r>
-      <w:r>
-        <w:rPr>
-          <w:rFonts w:ascii="Arial" w:eastAsia="Arial Unicode MS" w:hAnsi="Arial" w:cs="Arial"/>
-          <w:b/>
-          <w:bCs/>
-          <w:sz w:val="18"/>
-          <w:szCs w:val="18"/>
-          <w:lang w:val="pt-BR"/>
-        </w:rPr>
-        <w:t xml:space="preserve">        </w:t>
-      </w:r>
-      <w:r>
-        <w:rPr>
-          <w:rFonts w:ascii="Arial" w:eastAsia="Arial Unicode MS" w:hAnsi="Arial" w:cs="Arial"/>
-          <w:b/>
-          <w:bCs/>
-          <w:sz w:val="18"/>
-          <w:szCs w:val="18"/>
-          <w:lang w:val="pt-BR"/>
-        </w:rPr>
-        <w:t xml:space="preserve">         </w:t>
-      </w:r>
-      <w:r>
-        <w:rPr>
-          <w:rFonts w:ascii="Arial" w:hAnsi="Arial" w:cs="Arial"/>
-          <w:b/>
-          <w:bCs/>
-          <w:sz w:val="18"/>
-          <w:szCs w:val="18"/>
-          <w:lang w:val="es-ES_tradnl"/>
-        </w:rPr>
-        <w:t>«TITULAR»</w:t>
-      </w:r>
     </w:p>
     <w:p>
       <w:pPr>
@@ -4248,19 +3807,15 @@
           <w:bCs/>
           <w:sz w:val="18"/>
           <w:szCs w:val="18"/>
-          <w:lang w:val="pt-BR"/>
-        </w:rPr>
-      </w:pPr>
-      <w:r>
-        <w:rPr>
-          <w:rFonts w:ascii="Arial" w:hAnsi="Arial" w:cs="Arial"/>
-          <w:b/>
-          <w:bCs/>
-          <w:sz w:val="18"/>
-          <w:szCs w:val="18"/>
-        </w:rPr>
-        <w:t>______________________________________</w:t>
-      </w:r>
+        </w:rPr>
+        <w:sectPr>
+          <w:type w:val="continuous"/>
+          <w:pgSz w:w="11906" w:h="16838"/>
+          <w:pgMar w:top="2835" w:right="737" w:bottom="567" w:left="2381" w:header="709" w:footer="709" w:gutter="0"/>
+          <w:cols w:num="2" w:space="708"/>
+          <w:docGrid w:linePitch="360"/>
+        </w:sectPr>
+      </w:pPr>
     </w:p>
     <w:p>
       <w:pPr>
@@ -4276,75 +3831,11 @@
           <w:bCs/>
           <w:sz w:val="18"/>
           <w:szCs w:val="18"/>
-          <w:lang w:val="pt-BR"/>
-        </w:rPr>
-      </w:pPr>
-      <w:r>
-        <w:rPr>
-          <w:rFonts w:ascii="Arial" w:hAnsi="Arial" w:cs="Arial"/>
-          <w:b/>
-          <w:bCs/>
-          <w:sz w:val="18"/>
-          <w:szCs w:val="18"/>
-          <w:lang w:val="es-ES_tradnl"/>
-        </w:rPr>
-        <w:t>«COPROPIETARIO»</w:t>
-      </w:r>
-    </w:p>
-    <w:p>
-      <w:pPr>
-        <w:widowControl w:val="0"/>
-        <w:autoSpaceDE w:val="0"/>
-        <w:autoSpaceDN w:val="0"/>
-        <w:adjustRightInd w:val="0"/>
-        <w:spacing w:line="324" w:lineRule="auto"/>
-        <w:jc w:val="both"/>
-        <w:rPr>
-          <w:rFonts w:ascii="Arial" w:eastAsia="Arial Unicode MS" w:hAnsi="Arial" w:cs="Arial"/>
-          <w:b/>
-          <w:bCs/>
-          <w:sz w:val="18"/>
-          <w:szCs w:val="18"/>
-          <w:lang w:val="pt-BR"/>
-        </w:rPr>
-      </w:pPr>
-    </w:p>
-    <w:p>
-      <w:pPr>
-        <w:widowControl w:val="0"/>
-        <w:autoSpaceDE w:val="0"/>
-        <w:autoSpaceDN w:val="0"/>
-        <w:adjustRightInd w:val="0"/>
-        <w:spacing w:line="324" w:lineRule="auto"/>
-        <w:jc w:val="both"/>
-        <w:rPr>
-          <w:rFonts w:ascii="Arial" w:eastAsia="Arial Unicode MS" w:hAnsi="Arial" w:cs="Arial"/>
-          <w:b/>
-          <w:bCs/>
-          <w:sz w:val="18"/>
-          <w:szCs w:val="18"/>
-          <w:lang w:val="pt-BR"/>
-        </w:rPr>
-      </w:pPr>
-    </w:p>
-    <w:p>
-      <w:pPr>
-        <w:widowControl w:val="0"/>
-        <w:autoSpaceDE w:val="0"/>
-        <w:autoSpaceDN w:val="0"/>
-        <w:adjustRightInd w:val="0"/>
-        <w:spacing w:line="324" w:lineRule="auto"/>
-        <w:jc w:val="both"/>
-        <w:rPr>
-          <w:rFonts w:ascii="Arial" w:eastAsia="Arial Unicode MS" w:hAnsi="Arial" w:cs="Arial"/>
-          <w:b/>
-          <w:bCs/>
-          <w:sz w:val="18"/>
-          <w:szCs w:val="18"/>
         </w:rPr>
       </w:pPr>
     </w:p>
     <w:sectPr>
+      <w:type w:val="continuous"/>
       <w:pgSz w:w="11906" w:h="16838"/>
       <w:pgMar w:top="2835" w:right="737" w:bottom="567" w:left="2381" w:header="709" w:footer="709" w:gutter="0"/>
       <w:cols w:space="708"/>
@@ -5659,7 +5150,7 @@
     <w:lsdException w:name="E-mail Signature" w:semiHidden="1" w:unhideWhenUsed="1"/>
     <w:lsdException w:name="HTML Top of Form" w:semiHidden="1" w:unhideWhenUsed="1"/>
     <w:lsdException w:name="HTML Bottom of Form" w:semiHidden="1" w:unhideWhenUsed="1"/>
-    <w:lsdException w:name="Normal (Web)" w:semiHidden="1" w:uiPriority="0" w:unhideWhenUsed="1"/>
+    <w:lsdException w:name="Normal (Web)" w:semiHidden="1" w:unhideWhenUsed="1"/>
     <w:lsdException w:name="HTML Acronym" w:semiHidden="1" w:unhideWhenUsed="1"/>
     <w:lsdException w:name="HTML Address" w:semiHidden="1" w:unhideWhenUsed="1"/>
     <w:lsdException w:name="HTML Cite" w:semiHidden="1" w:unhideWhenUsed="1"/>
@@ -6232,6 +5723,7 @@
   <w:style w:type="paragraph" w:styleId="NormalWeb">
     <w:name w:val="Normal (Web)"/>
     <w:basedOn w:val="Normal"/>
+    <w:uiPriority w:val="99"/>
     <w:rsid w:val="000561C5"/>
     <w:pPr>
       <w:spacing w:before="100" w:beforeAutospacing="1" w:after="100" w:afterAutospacing="1"/>

--- a/app/templates/laureles/ROJO.docx
+++ b/app/templates/laureles/ROJO.docx
@@ -240,29 +240,27 @@
           <w:szCs w:val="18"/>
           <w:lang w:val="es-ES_tradnl"/>
         </w:rPr>
-        <w:t xml:space="preserve">20609784271, CON DOMICILIO EN EL JR. AYACUCHO </w:t>
-      </w:r>
-      <w:proofErr w:type="spellStart"/>
-      <w:r>
-        <w:rPr>
-          <w:rFonts w:ascii="Arial" w:hAnsi="Arial" w:cs="Arial"/>
-          <w:bCs/>
+        <w:t>20609784271, CON DOMICILIO EN EL JR. AYACUCHO N° 513, INT. 205 CENTRO HISTÓRICO, DISTRITO Y PROVINCIA DE TRUJILLO, DEPARTAMENTO DE LA LIBERTAD</w:t>
+      </w:r>
+      <w:r>
+        <w:rPr>
+          <w:rFonts w:ascii="Arial" w:hAnsi="Arial" w:cs="Arial"/>
           <w:sz w:val="18"/>
           <w:szCs w:val="18"/>
           <w:lang w:val="es-ES_tradnl"/>
         </w:rPr>
-        <w:t>N°</w:t>
-      </w:r>
-      <w:proofErr w:type="spellEnd"/>
-      <w:r>
-        <w:rPr>
-          <w:rFonts w:ascii="Arial" w:hAnsi="Arial" w:cs="Arial"/>
+        <w:t>,</w:t>
+      </w:r>
+      <w:r>
+        <w:rPr>
+          <w:rFonts w:ascii="Arial" w:hAnsi="Arial" w:cs="Arial"/>
+          <w:b/>
           <w:bCs/>
           <w:sz w:val="18"/>
           <w:szCs w:val="18"/>
           <w:lang w:val="es-ES_tradnl"/>
         </w:rPr>
-        <w:t xml:space="preserve"> 513, INT. 205 CENTRO HISTÓRICO, DISTRITO Y PROVINCIA DE TRUJILLO, DEPARTAMENTO DE LA LIBERTAD</w:t>
+        <w:t xml:space="preserve"> </w:t>
       </w:r>
       <w:r>
         <w:rPr>
@@ -271,47 +269,7 @@
           <w:szCs w:val="18"/>
           <w:lang w:val="es-ES_tradnl"/>
         </w:rPr>
-        <w:t>,</w:t>
-      </w:r>
-      <w:r>
-        <w:rPr>
-          <w:rFonts w:ascii="Arial" w:hAnsi="Arial" w:cs="Arial"/>
-          <w:b/>
-          <w:bCs/>
-          <w:sz w:val="18"/>
-          <w:szCs w:val="18"/>
-          <w:lang w:val="es-ES_tradnl"/>
-        </w:rPr>
-        <w:t xml:space="preserve"> </w:t>
-      </w:r>
-      <w:r>
-        <w:rPr>
-          <w:rFonts w:ascii="Arial" w:hAnsi="Arial" w:cs="Arial"/>
-          <w:sz w:val="18"/>
-          <w:szCs w:val="18"/>
-          <w:lang w:val="es-ES_tradnl"/>
-        </w:rPr>
-        <w:t xml:space="preserve">SEGUN FACULTADES INSCRITAS EN LA PARTIDA REGISTRAL 11486486 DEL REGISTRO DE PERSONAS JURIDICAS DE LA ZONA REGISTRAL </w:t>
-      </w:r>
-      <w:proofErr w:type="spellStart"/>
-      <w:r>
-        <w:rPr>
-          <w:rFonts w:ascii="Arial" w:hAnsi="Arial" w:cs="Arial"/>
-          <w:sz w:val="18"/>
-          <w:szCs w:val="18"/>
-          <w:lang w:val="es-ES_tradnl"/>
-        </w:rPr>
-        <w:t>N°</w:t>
-      </w:r>
-      <w:proofErr w:type="spellEnd"/>
-      <w:r>
-        <w:rPr>
-          <w:rFonts w:ascii="Arial" w:hAnsi="Arial" w:cs="Arial"/>
-          <w:sz w:val="18"/>
-          <w:szCs w:val="18"/>
-          <w:lang w:val="es-ES_tradnl"/>
-        </w:rPr>
-        <w:t xml:space="preserve"> V - SEDE TRUJILLO, OFICINA REGISTRAL DE TRUJILLO</w:t>
+        <w:t>SEGUN FACULTADES INSCRITAS EN LA PARTIDA REGISTRAL 11486486 DEL REGISTRO DE PERSONAS JURIDICAS DE LA ZONA REGISTRAL N° V - SEDE TRUJILLO, OFICINA REGISTRAL DE TRUJILLO</w:t>
       </w:r>
       <w:r>
         <w:rPr>
@@ -416,7 +374,27 @@
           <w:sz w:val="18"/>
           <w:szCs w:val="18"/>
         </w:rPr>
-        <w:t xml:space="preserve">; DE ESTADO CIVIL: «ESTADO_CIVIL»; DE PROFESION U OCUPACION: «OCUPACION»; CON DOMICILIO EN «DIRECCION» Y </w:t>
+        <w:t>; DE ESTADO CIVIL: «ESTADO_CIVIL»; DE PROFESION U OCUPACION: «OCUPACION»; CON DOMICILIO EN «DIRECCION</w:t>
+      </w:r>
+      <w:r>
+        <w:rPr>
+          <w:rFonts w:ascii="Arial" w:hAnsi="Arial" w:cs="Arial"/>
+          <w:bCs/>
+          <w:color w:val="000000"/>
+          <w:sz w:val="18"/>
+          <w:szCs w:val="18"/>
+        </w:rPr>
+        <w:t xml:space="preserve">», «UBIGEO» </w:t>
+      </w:r>
+      <w:r>
+        <w:rPr>
+          <w:rFonts w:ascii="Arial" w:hAnsi="Arial" w:cs="Arial"/>
+          <w:bCs/>
+          <w:color w:val="000000"/>
+          <w:sz w:val="18"/>
+          <w:szCs w:val="18"/>
+        </w:rPr>
+        <w:t xml:space="preserve">Y </w:t>
       </w:r>
       <w:r>
         <w:rPr>
@@ -456,7 +434,17 @@
           <w:sz w:val="18"/>
           <w:szCs w:val="18"/>
         </w:rPr>
-        <w:t>; DE ESTADO CIVIL: «ESTADO_CIVIL2»; DE PROFESION U OCUPACION: «OCUPACION2»; CON DOMICILIO EN «DIRECCION2»</w:t>
+        <w:t>; DE ESTADO CIVIL: «ESTADO_CIVIL2»; DE PROFESION U OCUPACION: «OCUPACION2»; CON DOMICILIO EN «DIRECCION2</w:t>
+      </w:r>
+      <w:r>
+        <w:rPr>
+          <w:rFonts w:ascii="Arial" w:hAnsi="Arial" w:cs="Arial"/>
+          <w:bCs/>
+          <w:color w:val="000000"/>
+          <w:sz w:val="18"/>
+          <w:szCs w:val="18"/>
+        </w:rPr>
+        <w:t>», «UBIGEO2»</w:t>
       </w:r>
       <w:r>
         <w:rPr>
@@ -495,7 +483,6 @@
           <w:szCs w:val="18"/>
         </w:rPr>
       </w:pPr>
-      <w:proofErr w:type="gramStart"/>
       <w:r>
         <w:rPr>
           <w:rFonts w:ascii="Arial" w:hAnsi="Arial" w:cs="Arial"/>
@@ -504,18 +491,7 @@
           <w:szCs w:val="18"/>
           <w:u w:val="single"/>
         </w:rPr>
-        <w:t>PRIMERA.-</w:t>
-      </w:r>
-      <w:proofErr w:type="gramEnd"/>
-      <w:r>
-        <w:rPr>
-          <w:rFonts w:ascii="Arial" w:hAnsi="Arial" w:cs="Arial"/>
-          <w:b/>
-          <w:sz w:val="18"/>
-          <w:szCs w:val="18"/>
-          <w:u w:val="single"/>
-        </w:rPr>
-        <w:t xml:space="preserve"> ANTECEDENTES </w:t>
+        <w:t xml:space="preserve">PRIMERA.- ANTECEDENTES </w:t>
       </w:r>
     </w:p>
     <w:p>
@@ -590,27 +566,7 @@
           <w:sz w:val="18"/>
           <w:szCs w:val="18"/>
         </w:rPr>
-        <w:t xml:space="preserve">PARTIDA ELECTRONICA </w:t>
-      </w:r>
-      <w:proofErr w:type="spellStart"/>
-      <w:r>
-        <w:rPr>
-          <w:rFonts w:ascii="Arial" w:hAnsi="Arial" w:cs="Arial"/>
-          <w:b/>
-          <w:sz w:val="18"/>
-          <w:szCs w:val="18"/>
-        </w:rPr>
-        <w:t>Nº</w:t>
-      </w:r>
-      <w:proofErr w:type="spellEnd"/>
-      <w:r>
-        <w:rPr>
-          <w:rFonts w:ascii="Arial" w:hAnsi="Arial" w:cs="Arial"/>
-          <w:b/>
-          <w:sz w:val="18"/>
-          <w:szCs w:val="18"/>
-        </w:rPr>
-        <w:t xml:space="preserve"> 11095526</w:t>
+        <w:t>PARTIDA ELECTRONICA Nº 11095526</w:t>
       </w:r>
       <w:r>
         <w:rPr>
@@ -635,25 +591,7 @@
           <w:sz w:val="18"/>
           <w:szCs w:val="18"/>
         </w:rPr>
-        <w:t xml:space="preserve">DEL REGISTRO DE PREDIOS DE LA ZONA REGISTRAL </w:t>
-      </w:r>
-      <w:proofErr w:type="spellStart"/>
-      <w:r>
-        <w:rPr>
-          <w:rFonts w:ascii="Arial" w:hAnsi="Arial" w:cs="Arial"/>
-          <w:sz w:val="18"/>
-          <w:szCs w:val="18"/>
-        </w:rPr>
-        <w:t>Nº</w:t>
-      </w:r>
-      <w:proofErr w:type="spellEnd"/>
-      <w:r>
-        <w:rPr>
-          <w:rFonts w:ascii="Arial" w:hAnsi="Arial" w:cs="Arial"/>
-          <w:sz w:val="18"/>
-          <w:szCs w:val="18"/>
-        </w:rPr>
-        <w:t xml:space="preserve"> V – SEDE TRUJILLO, OFICINA REGISTRAL DE TRUJILLO</w:t>
+        <w:t>DEL REGISTRO DE PREDIOS DE LA ZONA REGISTRAL Nº V – SEDE TRUJILLO, OFICINA REGISTRAL DE TRUJILLO</w:t>
       </w:r>
       <w:r>
         <w:rPr>
@@ -875,7 +813,6 @@
           <w:szCs w:val="18"/>
         </w:rPr>
       </w:pPr>
-      <w:proofErr w:type="gramStart"/>
       <w:r>
         <w:rPr>
           <w:rFonts w:ascii="Arial" w:hAnsi="Arial" w:cs="Arial"/>
@@ -885,19 +822,7 @@
           <w:szCs w:val="18"/>
           <w:lang w:eastAsia="en-US"/>
         </w:rPr>
-        <w:t>SEGUNDA.-</w:t>
-      </w:r>
-      <w:proofErr w:type="gramEnd"/>
-      <w:r>
-        <w:rPr>
-          <w:rFonts w:ascii="Arial" w:hAnsi="Arial" w:cs="Arial"/>
-          <w:b/>
-          <w:bCs/>
-          <w:sz w:val="18"/>
-          <w:szCs w:val="18"/>
-          <w:lang w:eastAsia="en-US"/>
-        </w:rPr>
-        <w:t xml:space="preserve"> </w:t>
+        <w:t xml:space="preserve">SEGUNDA.- </w:t>
       </w:r>
       <w:r>
         <w:rPr>
@@ -963,7 +888,6 @@
           <w:szCs w:val="18"/>
         </w:rPr>
       </w:pPr>
-      <w:proofErr w:type="gramStart"/>
       <w:r>
         <w:rPr>
           <w:rFonts w:ascii="Arial" w:hAnsi="Arial" w:cs="Arial"/>
@@ -980,16 +904,7 @@
           <w:sz w:val="18"/>
           <w:szCs w:val="18"/>
         </w:rPr>
-        <w:t>.-</w:t>
-      </w:r>
-      <w:proofErr w:type="gramEnd"/>
-      <w:r>
-        <w:rPr>
-          <w:rFonts w:ascii="Arial" w:hAnsi="Arial" w:cs="Arial"/>
-          <w:sz w:val="18"/>
-          <w:szCs w:val="18"/>
-        </w:rPr>
-        <w:t xml:space="preserve"> IMPORTE DE VENTA Y FORMA DE PAGO: </w:t>
+        <w:t xml:space="preserve">.- IMPORTE DE VENTA Y FORMA DE PAGO: </w:t>
       </w:r>
     </w:p>
     <w:p>
@@ -1155,27 +1070,7 @@
           <w:sz w:val="18"/>
           <w:szCs w:val="18"/>
         </w:rPr>
-        <w:t>US$«PRECIO» («PRECIO_TEXTO» Y «PRECIO_</w:t>
-      </w:r>
-      <w:proofErr w:type="gramStart"/>
-      <w:r>
-        <w:rPr>
-          <w:rFonts w:ascii="Arial" w:hAnsi="Arial" w:cs="Arial"/>
-          <w:b/>
-          <w:sz w:val="18"/>
-          <w:szCs w:val="18"/>
-        </w:rPr>
-        <w:t>DECIMAL»/</w:t>
-      </w:r>
-      <w:proofErr w:type="gramEnd"/>
-      <w:r>
-        <w:rPr>
-          <w:rFonts w:ascii="Arial" w:hAnsi="Arial" w:cs="Arial"/>
-          <w:b/>
-          <w:sz w:val="18"/>
-          <w:szCs w:val="18"/>
-        </w:rPr>
-        <w:t>100 DOLARES AMERICANOS)</w:t>
+        <w:t>US$«PRECIO» («PRECIO_TEXTO» Y «PRECIO_DECIMAL»/100 DOLARES AMERICANOS)</w:t>
       </w:r>
       <w:r>
         <w:rPr>
@@ -1264,27 +1159,7 @@
           <w:sz w:val="18"/>
           <w:szCs w:val="18"/>
         </w:rPr>
-        <w:t>S</w:t>
-      </w:r>
-      <w:proofErr w:type="gramStart"/>
-      <w:r>
-        <w:rPr>
-          <w:rFonts w:ascii="Arial" w:hAnsi="Arial" w:cs="Arial"/>
-          <w:bCs/>
-          <w:sz w:val="18"/>
-          <w:szCs w:val="18"/>
-        </w:rPr>
-        <w:t>/«</w:t>
-      </w:r>
-      <w:proofErr w:type="gramEnd"/>
-      <w:r>
-        <w:rPr>
-          <w:rFonts w:ascii="Arial" w:hAnsi="Arial" w:cs="Arial"/>
-          <w:bCs/>
-          <w:sz w:val="18"/>
-          <w:szCs w:val="18"/>
-        </w:rPr>
-        <w:t xml:space="preserve">SEP_SOLES» («SEP_SOLES_TEXTO» Y «SEP_SOLES_DECIMAL»/100 SOLES) QUE AL TIPO DE CAMBIO DE S/ «TIPO_CAMBIO» (CUATRO Y «TC_DECIMAL»/100 SOLES) EQUIVALE A </w:t>
+        <w:t xml:space="preserve">S/«SEP_SOLES» («SEP_SOLES_TEXTO» Y «SEP_SOLES_DECIMAL»/100 SOLES) QUE AL TIPO DE CAMBIO DE S/ «TIPO_CAMBIO» (CUATRO Y «TC_DECIMAL»/100 SOLES) EQUIVALE A </w:t>
       </w:r>
       <w:r>
         <w:rPr>
@@ -1341,29 +1216,7 @@
           <w:sz w:val="18"/>
           <w:szCs w:val="18"/>
         </w:rPr>
-        <w:t>US$«PAGO» («PAGO_TEXTO» Y «PAGO_</w:t>
-      </w:r>
-      <w:proofErr w:type="gramStart"/>
-      <w:r>
-        <w:rPr>
-          <w:rFonts w:ascii="Arial" w:hAnsi="Arial" w:cs="Arial"/>
-          <w:b/>
-          <w:bCs/>
-          <w:sz w:val="18"/>
-          <w:szCs w:val="18"/>
-        </w:rPr>
-        <w:t>DECIMAL»/</w:t>
-      </w:r>
-      <w:proofErr w:type="gramEnd"/>
-      <w:r>
-        <w:rPr>
-          <w:rFonts w:ascii="Arial" w:hAnsi="Arial" w:cs="Arial"/>
-          <w:b/>
-          <w:bCs/>
-          <w:sz w:val="18"/>
-          <w:szCs w:val="18"/>
-        </w:rPr>
-        <w:t>100 DOLARES AMERICANOS)</w:t>
+        <w:t>US$«PAGO» («PAGO_TEXTO» Y «PAGO_DECIMAL»/100 DOLARES AMERICANOS)</w:t>
       </w:r>
       <w:r>
         <w:rPr>
@@ -1400,27 +1253,7 @@
           <w:sz w:val="18"/>
           <w:szCs w:val="18"/>
         </w:rPr>
-        <w:t>US$«SALDO» («SALDO_TEXTO» Y «SALDO_</w:t>
-      </w:r>
-      <w:proofErr w:type="gramStart"/>
-      <w:r>
-        <w:rPr>
-          <w:rFonts w:ascii="Arial" w:hAnsi="Arial" w:cs="Arial"/>
-          <w:b/>
-          <w:sz w:val="18"/>
-          <w:szCs w:val="18"/>
-        </w:rPr>
-        <w:t>DECIMAL»/</w:t>
-      </w:r>
-      <w:proofErr w:type="gramEnd"/>
-      <w:r>
-        <w:rPr>
-          <w:rFonts w:ascii="Arial" w:hAnsi="Arial" w:cs="Arial"/>
-          <w:b/>
-          <w:sz w:val="18"/>
-          <w:szCs w:val="18"/>
-        </w:rPr>
-        <w:t>100 DOLARES AMERICANOS)</w:t>
+        <w:t>US$«SALDO» («SALDO_TEXTO» Y «SALDO_DECIMAL»/100 DOLARES AMERICANOS)</w:t>
       </w:r>
       <w:r>
         <w:rPr>
@@ -1461,7 +1294,6 @@
           <w:szCs w:val="18"/>
         </w:rPr>
       </w:pPr>
-      <w:proofErr w:type="gramStart"/>
       <w:r>
         <w:rPr>
           <w:rFonts w:ascii="Arial" w:hAnsi="Arial" w:cs="Arial"/>
@@ -1478,16 +1310,7 @@
           <w:sz w:val="18"/>
           <w:szCs w:val="18"/>
         </w:rPr>
-        <w:t>.-</w:t>
-      </w:r>
-      <w:proofErr w:type="gramEnd"/>
-      <w:r>
-        <w:rPr>
-          <w:rFonts w:ascii="Arial" w:hAnsi="Arial" w:cs="Arial"/>
-          <w:sz w:val="18"/>
-          <w:szCs w:val="18"/>
-        </w:rPr>
-        <w:t xml:space="preserve"> AMBAS PARTES ACUERDAN LO SIGUIENTE</w:t>
+        <w:t>.- AMBAS PARTES ACUERDAN LO SIGUIENTE</w:t>
       </w:r>
       <w:r>
         <w:rPr>
@@ -1754,7 +1577,6 @@
           <w:szCs w:val="18"/>
         </w:rPr>
       </w:pPr>
-      <w:proofErr w:type="gramStart"/>
       <w:r>
         <w:rPr>
           <w:rFonts w:ascii="Arial" w:hAnsi="Arial" w:cs="Arial"/>
@@ -1772,16 +1594,7 @@
           <w:sz w:val="18"/>
           <w:szCs w:val="18"/>
         </w:rPr>
-        <w:t>.-</w:t>
-      </w:r>
-      <w:proofErr w:type="gramEnd"/>
-      <w:r>
-        <w:rPr>
-          <w:rFonts w:ascii="Arial" w:hAnsi="Arial" w:cs="Arial"/>
-          <w:sz w:val="18"/>
-          <w:szCs w:val="18"/>
-        </w:rPr>
-        <w:t xml:space="preserve"> </w:t>
+        <w:t xml:space="preserve">.- </w:t>
       </w:r>
       <w:r>
         <w:rPr>
@@ -2015,7 +1828,6 @@
           <w:szCs w:val="18"/>
         </w:rPr>
       </w:pPr>
-      <w:proofErr w:type="gramStart"/>
       <w:r>
         <w:rPr>
           <w:rFonts w:ascii="Arial" w:hAnsi="Arial" w:cs="Arial"/>
@@ -2034,7 +1846,6 @@
         </w:rPr>
         <w:t>.-</w:t>
       </w:r>
-      <w:proofErr w:type="gramEnd"/>
       <w:r>
         <w:rPr>
           <w:rFonts w:ascii="Arial" w:hAnsi="Arial" w:cs="Arial"/>
@@ -2223,15 +2034,15 @@
           <w:sz w:val="18"/>
           <w:szCs w:val="18"/>
         </w:rPr>
-        <w:t>«COMPRADOR»</w:t>
-      </w:r>
-      <w:r>
-        <w:rPr>
-          <w:rFonts w:ascii="Arial" w:hAnsi="Arial" w:cs="Arial"/>
-          <w:sz w:val="18"/>
-          <w:szCs w:val="18"/>
-        </w:rPr>
-        <w:t xml:space="preserve">, UNA VEZ REALIZADA LA INDEPENDIZACIÓN DE EL INMUEBLE OBJETO DEL PRESENTE CONTRATO EN EL REGISTRO PÚBLICO PERTINENTE, Y TOTALMENTE SANEADO, PARA CUYOS EFECTOS, LAS PARTES ACUERDAN </w:t>
+        <w:t xml:space="preserve">«COMPRADOR», «MODALIDAD_ENTREGA», PARA </w:t>
+      </w:r>
+      <w:r>
+        <w:rPr>
+          <w:rFonts w:ascii="Arial" w:hAnsi="Arial" w:cs="Arial"/>
+          <w:sz w:val="18"/>
+          <w:szCs w:val="18"/>
+        </w:rPr>
+        <w:t xml:space="preserve">CUYOS EFECTOS, LAS PARTES ACUERDAN </w:t>
       </w:r>
       <w:r>
         <w:rPr>
@@ -2365,7 +2176,6 @@
           <w:szCs w:val="18"/>
         </w:rPr>
       </w:pPr>
-      <w:proofErr w:type="gramStart"/>
       <w:r>
         <w:rPr>
           <w:rFonts w:ascii="Arial" w:hAnsi="Arial" w:cs="Arial"/>
@@ -2384,7 +2194,6 @@
         </w:rPr>
         <w:t>.-</w:t>
       </w:r>
-      <w:proofErr w:type="gramEnd"/>
       <w:r>
         <w:rPr>
           <w:rFonts w:ascii="Arial" w:hAnsi="Arial" w:cs="Arial"/>
@@ -2455,7 +2264,6 @@
           <w:szCs w:val="18"/>
         </w:rPr>
       </w:pPr>
-      <w:proofErr w:type="gramStart"/>
       <w:r>
         <w:rPr>
           <w:rFonts w:ascii="Arial" w:hAnsi="Arial" w:cs="Arial"/>
@@ -2474,7 +2282,6 @@
         </w:rPr>
         <w:t>.-</w:t>
       </w:r>
-      <w:proofErr w:type="gramEnd"/>
       <w:r>
         <w:rPr>
           <w:rFonts w:ascii="Arial" w:hAnsi="Arial" w:cs="Arial"/>
@@ -2583,7 +2390,6 @@
           <w:szCs w:val="18"/>
         </w:rPr>
       </w:pPr>
-      <w:proofErr w:type="gramStart"/>
       <w:r>
         <w:rPr>
           <w:rFonts w:ascii="Arial" w:hAnsi="Arial" w:cs="Arial"/>
@@ -2600,16 +2406,7 @@
           <w:sz w:val="18"/>
           <w:szCs w:val="18"/>
         </w:rPr>
-        <w:t>.-</w:t>
-      </w:r>
-      <w:proofErr w:type="gramEnd"/>
-      <w:r>
-        <w:rPr>
-          <w:rFonts w:ascii="Arial" w:hAnsi="Arial" w:cs="Arial"/>
-          <w:sz w:val="18"/>
-          <w:szCs w:val="18"/>
-        </w:rPr>
-        <w:t xml:space="preserve"> EQUIVALENCIA ENTRE EL PRECIO Y EL BIEN MATERIA DE VENTA: </w:t>
+        <w:t xml:space="preserve">.- EQUIVALENCIA ENTRE EL PRECIO Y EL BIEN MATERIA DE VENTA: </w:t>
       </w:r>
     </w:p>
     <w:p>
@@ -2683,7 +2480,6 @@
           <w:szCs w:val="18"/>
         </w:rPr>
       </w:pPr>
-      <w:proofErr w:type="gramStart"/>
       <w:r>
         <w:rPr>
           <w:rFonts w:ascii="Arial" w:hAnsi="Arial" w:cs="Arial"/>
@@ -2700,16 +2496,7 @@
           <w:sz w:val="18"/>
           <w:szCs w:val="18"/>
         </w:rPr>
-        <w:t>.-</w:t>
-      </w:r>
-      <w:proofErr w:type="gramEnd"/>
-      <w:r>
-        <w:rPr>
-          <w:rFonts w:ascii="Arial" w:hAnsi="Arial" w:cs="Arial"/>
-          <w:sz w:val="18"/>
-          <w:szCs w:val="18"/>
-        </w:rPr>
-        <w:t xml:space="preserve"> DECLARACION DE LAS PARTES:</w:t>
+        <w:t>.- DECLARACION DE LAS PARTES:</w:t>
       </w:r>
       <w:r>
         <w:rPr>
@@ -3021,7 +2808,6 @@
           <w:sz w:val="18"/>
           <w:szCs w:val="18"/>
         </w:rPr>
-        <w:lastRenderedPageBreak/>
         <w:t>10</w:t>
       </w:r>
       <w:r>
@@ -3060,35 +2846,16 @@
           <w:sz w:val="18"/>
           <w:szCs w:val="18"/>
         </w:rPr>
-        <w:t xml:space="preserve">DECIMA </w:t>
-      </w:r>
-      <w:proofErr w:type="gramStart"/>
-      <w:r>
-        <w:rPr>
-          <w:rFonts w:ascii="Arial" w:hAnsi="Arial" w:cs="Arial"/>
-          <w:b/>
-          <w:bCs/>
-          <w:sz w:val="18"/>
-          <w:szCs w:val="18"/>
-        </w:rPr>
-        <w:t>PRIMERA</w:t>
-      </w:r>
-      <w:r>
-        <w:rPr>
-          <w:rFonts w:ascii="Arial" w:hAnsi="Arial" w:cs="Arial"/>
-          <w:sz w:val="18"/>
-          <w:szCs w:val="18"/>
-        </w:rPr>
-        <w:t>.-</w:t>
-      </w:r>
-      <w:proofErr w:type="gramEnd"/>
-      <w:r>
-        <w:rPr>
-          <w:rFonts w:ascii="Arial" w:hAnsi="Arial" w:cs="Arial"/>
-          <w:sz w:val="18"/>
-          <w:szCs w:val="18"/>
-        </w:rPr>
-        <w:t xml:space="preserve"> LOS GASTOS NOTARIALES, REGISTRALES QUE ORIGINE EL PERFECCIONAMIENTO DE ESTE CONTRATO, SERÁN DE CUENTA EXCLUSIVA DE </w:t>
+        <w:lastRenderedPageBreak/>
+        <w:t>DECIMA PRIMERA</w:t>
+      </w:r>
+      <w:r>
+        <w:rPr>
+          <w:rFonts w:ascii="Arial" w:hAnsi="Arial" w:cs="Arial"/>
+          <w:sz w:val="18"/>
+          <w:szCs w:val="18"/>
+        </w:rPr>
+        <w:t xml:space="preserve">.- LOS GASTOS NOTARIALES, REGISTRALES QUE ORIGINE EL PERFECCIONAMIENTO DE ESTE CONTRATO, SERÁN DE CUENTA EXCLUSIVA DE </w:t>
       </w:r>
       <w:r>
         <w:rPr>
@@ -3137,35 +2904,15 @@
           <w:sz w:val="18"/>
           <w:szCs w:val="18"/>
         </w:rPr>
-        <w:t xml:space="preserve">A </w:t>
-      </w:r>
-      <w:proofErr w:type="gramStart"/>
-      <w:r>
-        <w:rPr>
-          <w:rFonts w:ascii="Arial" w:hAnsi="Arial" w:cs="Arial"/>
-          <w:b/>
-          <w:bCs/>
-          <w:sz w:val="18"/>
-          <w:szCs w:val="18"/>
-        </w:rPr>
-        <w:t>SEGUNDA</w:t>
-      </w:r>
-      <w:r>
-        <w:rPr>
-          <w:rFonts w:ascii="Arial" w:hAnsi="Arial" w:cs="Arial"/>
-          <w:sz w:val="18"/>
-          <w:szCs w:val="18"/>
-        </w:rPr>
-        <w:t>.-</w:t>
-      </w:r>
-      <w:proofErr w:type="gramEnd"/>
-      <w:r>
-        <w:rPr>
-          <w:rFonts w:ascii="Arial" w:hAnsi="Arial" w:cs="Arial"/>
-          <w:sz w:val="18"/>
-          <w:szCs w:val="18"/>
-        </w:rPr>
-        <w:t xml:space="preserve"> </w:t>
+        <w:t>A SEGUNDA</w:t>
+      </w:r>
+      <w:r>
+        <w:rPr>
+          <w:rFonts w:ascii="Arial" w:hAnsi="Arial" w:cs="Arial"/>
+          <w:sz w:val="18"/>
+          <w:szCs w:val="18"/>
+        </w:rPr>
+        <w:t xml:space="preserve">.- </w:t>
       </w:r>
       <w:r>
         <w:rPr>
@@ -3221,7 +2968,6 @@
         </w:rPr>
         <w:t xml:space="preserve">DECIMO </w:t>
       </w:r>
-      <w:proofErr w:type="gramStart"/>
       <w:r>
         <w:rPr>
           <w:rFonts w:ascii="Arial" w:hAnsi="Arial" w:cs="Arial"/>
@@ -3238,16 +2984,7 @@
           <w:sz w:val="18"/>
           <w:szCs w:val="18"/>
         </w:rPr>
-        <w:t>.-</w:t>
-      </w:r>
-      <w:proofErr w:type="gramEnd"/>
-      <w:r>
-        <w:rPr>
-          <w:rFonts w:ascii="Arial" w:hAnsi="Arial" w:cs="Arial"/>
-          <w:sz w:val="18"/>
-          <w:szCs w:val="18"/>
-        </w:rPr>
-        <w:t xml:space="preserve"> AMBAS PARTES CONTRATANTES DEBIDAMENTE ENTERADAS DE LAS CLÁUSULAS Y ESTIPULACIONES DEL PRESENTE CONTRATO LO ACEPTAN EN TODAS Y CADA UNA DE SUS PARTES OBLIGÁNDOSE A SU FIEL Y ESTRICTO CUMPLIMIENTO, SUSCRIBIENDO EL PRESENTE</w:t>
+        <w:t>.- AMBAS PARTES CONTRATANTES DEBIDAMENTE ENTERADAS DE LAS CLÁUSULAS Y ESTIPULACIONES DEL PRESENTE CONTRATO LO ACEPTAN EN TODAS Y CADA UNA DE SUS PARTES OBLIGÁNDOSE A SU FIEL Y ESTRICTO CUMPLIMIENTO, SUSCRIBIENDO EL PRESENTE</w:t>
       </w:r>
       <w:r>
         <w:rPr>

--- a/app/templates/laureles/ROJO.docx
+++ b/app/templates/laureles/ROJO.docx
@@ -512,15 +512,31 @@
           <w:sz w:val="18"/>
           <w:szCs w:val="18"/>
         </w:rPr>
-        <w:t>EL VENDEDOR</w:t>
-      </w:r>
-      <w:r>
-        <w:rPr>
-          <w:rFonts w:ascii="Arial" w:hAnsi="Arial" w:cs="Arial"/>
-          <w:sz w:val="18"/>
-          <w:szCs w:val="18"/>
-        </w:rPr>
-        <w:t xml:space="preserve"> ES PROPIETARIO DEL</w:t>
+        <w:t>LA VENDEDORA</w:t>
+      </w:r>
+      <w:r>
+        <w:rPr>
+          <w:rFonts w:ascii="Arial" w:hAnsi="Arial" w:cs="Arial"/>
+          <w:sz w:val="18"/>
+          <w:szCs w:val="18"/>
+        </w:rPr>
+        <w:t xml:space="preserve"> ES PROPIETARI</w:t>
+      </w:r>
+      <w:r>
+        <w:rPr>
+          <w:rFonts w:ascii="Arial" w:hAnsi="Arial" w:cs="Arial"/>
+          <w:sz w:val="18"/>
+          <w:szCs w:val="18"/>
+        </w:rPr>
+        <w:t>A</w:t>
+      </w:r>
+      <w:r>
+        <w:rPr>
+          <w:rFonts w:ascii="Arial" w:hAnsi="Arial" w:cs="Arial"/>
+          <w:sz w:val="18"/>
+          <w:szCs w:val="18"/>
+        </w:rPr>
+        <w:t xml:space="preserve"> DEL</w:t>
       </w:r>
       <w:r>
         <w:rPr>
@@ -1070,7 +1086,7 @@
           <w:sz w:val="18"/>
           <w:szCs w:val="18"/>
         </w:rPr>
-        <w:t>US$«PRECIO» («PRECIO_TEXTO» Y «PRECIO_DECIMAL»/100 DOLARES AMERICANOS)</w:t>
+        <w:t>US$«PRECIO» («PRECIO_TEXTO»)</w:t>
       </w:r>
       <w:r>
         <w:rPr>
@@ -1159,16 +1175,34 @@
           <w:sz w:val="18"/>
           <w:szCs w:val="18"/>
         </w:rPr>
-        <w:t xml:space="preserve">S/«SEP_SOLES» («SEP_SOLES_TEXTO» Y «SEP_SOLES_DECIMAL»/100 SOLES) QUE AL TIPO DE CAMBIO DE S/ «TIPO_CAMBIO» (CUATRO Y «TC_DECIMAL»/100 SOLES) EQUIVALE A </w:t>
-      </w:r>
-      <w:r>
-        <w:rPr>
-          <w:rFonts w:ascii="Arial" w:hAnsi="Arial" w:cs="Arial"/>
-          <w:b/>
-          <w:sz w:val="18"/>
-          <w:szCs w:val="18"/>
-        </w:rPr>
-        <w:t>US$«SEP» («SEP_TEXTO» Y «SEP_DECIMAL»/100 DOLARES AMERICANOS</w:t>
+        <w:t>S/«SEP_SOLES» («SEP_SOLES_TEXTO») QUE AL TIPO DE CAMBIO DE S/ «TIPO_CAMBIO» («TC_</w:t>
+      </w:r>
+      <w:r>
+        <w:rPr>
+          <w:rFonts w:ascii="Arial" w:hAnsi="Arial" w:cs="Arial"/>
+          <w:bCs/>
+          <w:sz w:val="18"/>
+          <w:szCs w:val="18"/>
+        </w:rPr>
+        <w:t>TEXTO</w:t>
+      </w:r>
+      <w:r>
+        <w:rPr>
+          <w:rFonts w:ascii="Arial" w:hAnsi="Arial" w:cs="Arial"/>
+          <w:bCs/>
+          <w:sz w:val="18"/>
+          <w:szCs w:val="18"/>
+        </w:rPr>
+        <w:t xml:space="preserve">») EQUIVALE A </w:t>
+      </w:r>
+      <w:r>
+        <w:rPr>
+          <w:rFonts w:ascii="Arial" w:hAnsi="Arial" w:cs="Arial"/>
+          <w:b/>
+          <w:sz w:val="18"/>
+          <w:szCs w:val="18"/>
+        </w:rPr>
+        <w:t>US$«SEP» («SEP_TEXTO»</w:t>
       </w:r>
       <w:r>
         <w:rPr>
@@ -1216,7 +1250,7 @@
           <w:sz w:val="18"/>
           <w:szCs w:val="18"/>
         </w:rPr>
-        <w:t>US$«PAGO» («PAGO_TEXTO» Y «PAGO_DECIMAL»/100 DOLARES AMERICANOS)</w:t>
+        <w:t>US$«PAGO» («PAGO_TEXTO»)</w:t>
       </w:r>
       <w:r>
         <w:rPr>
@@ -1253,7 +1287,7 @@
           <w:sz w:val="18"/>
           <w:szCs w:val="18"/>
         </w:rPr>
-        <w:t>US$«SALDO» («SALDO_TEXTO» Y «SALDO_DECIMAL»/100 DOLARES AMERICANOS)</w:t>
+        <w:t>US$«SALDO» («SALDO_TEXTO»)</w:t>
       </w:r>
       <w:r>
         <w:rPr>
@@ -1792,7 +1826,6 @@
           <w:sz w:val="18"/>
           <w:szCs w:val="18"/>
         </w:rPr>
-        <w:lastRenderedPageBreak/>
         <w:t xml:space="preserve">- COLOCACION Y HABILITACION DE POSTES DE ALUMBRADO PUBLICO. </w:t>
       </w:r>
     </w:p>
@@ -1992,6 +2025,7 @@
           <w:sz w:val="18"/>
           <w:szCs w:val="18"/>
         </w:rPr>
+        <w:lastRenderedPageBreak/>
         <w:t xml:space="preserve">- </w:t>
       </w:r>
       <w:r>
@@ -2846,7 +2880,6 @@
           <w:sz w:val="18"/>
           <w:szCs w:val="18"/>
         </w:rPr>
-        <w:lastRenderedPageBreak/>
         <w:t>DECIMA PRIMERA</w:t>
       </w:r>
       <w:r>
@@ -2944,6 +2977,7 @@
           <w:sz w:val="18"/>
           <w:szCs w:val="18"/>
         </w:rPr>
+        <w:lastRenderedPageBreak/>
         <w:t xml:space="preserve">PARA EFECTOS DE CUALQUIER CONTROVERSIA QUE SE GENERE CON MOTIVO DE LA CELEBRACIÓN Y EJECUCIÓN DEL PRESENTE CONTRATO, LAS PARTES SE SOMETEN A LA COMPETENCIA TERRITORIAL DE LOS JUECES Y TRIBUNALES DE LA CIUDAD DE TRUJILLO, SEÑALANDO COMO SUS DOMICILIOS LOS CONSIGNADOS EN LAS ESPECIFICACIONES GENERALES DEL PRESENTE DOCUMENTO, EN DONDE SE LES HARÁ LLEGAR TODAS LAS COMUNICACIONES RELACIONADAS CON ESTE CONTRATO. EL CAMBIO DE DOMICILIO DE CUALQUIERA DE LAS PARTES SURTIRÁ EFECTO RESPECTO DE LA OTRA DESDE LA FECHA EN QUE SE LE COMUNIQUE NOTARIALMENTE DICHO CAMBIO. </w:t>
       </w:r>
     </w:p>
